--- a/Bao_cao_AI_Co_Vua_6_Level.docx
+++ b/Bao_cao_AI_Co_Vua_6_Level.docx
@@ -533,7 +533,7 @@
           <w:color w:val="212529"/>
           <w:sz w:val="20"/>
         </w:rPr>
-        <w:t>⚠️ Quy ước tọa độ thống nhất:</w:t>
+        <w:t>Lưu ý: Quy ước tọa độ thống nhất:</w:t>
       </w:r>
     </w:p>
     <w:p>
@@ -561,7 +561,7 @@
           <w:color w:val="212529"/>
           <w:sz w:val="20"/>
         </w:rPr>
-        <w:t>2.2. UCS – Uniform Cost Search (Tìm kiếm chi phí đồng nhất)</w:t>
+        <w:t>2.2. UCS - Uniform Cost Search (Tìm kiếm chi phí đồng nhất)</w:t>
       </w:r>
     </w:p>
     <w:p>
@@ -659,7 +659,7 @@
           <w:color w:val="212529"/>
           <w:sz w:val="20"/>
         </w:rPr>
-        <w:t>Pha 1 — Chọn Top 3 Beams</w:t>
+        <w:t>Pha 1 - Chọn Top 3 Beams</w:t>
       </w:r>
     </w:p>
     <w:p>
@@ -673,7 +673,7 @@
           <w:color w:val="212529"/>
           <w:sz w:val="20"/>
         </w:rPr>
-        <w:t>Pha 2 — Đánh giá Worst-Case cho từng Beam</w:t>
+        <w:t>Pha 2 - Đánh giá Worst-Case cho từng Beam</w:t>
       </w:r>
     </w:p>
     <w:p>
@@ -715,7 +715,7 @@
           <w:color w:val="212529"/>
           <w:sz w:val="20"/>
         </w:rPr>
-        <w:t>OR node 1: Tượng C9→A7</w:t>
+        <w:t>OR node 1: Tượng C9-&gt;A7</w:t>
       </w:r>
     </w:p>
     <w:p>
@@ -743,7 +743,7 @@
           <w:color w:val="212529"/>
           <w:sz w:val="20"/>
         </w:rPr>
-        <w:t>OR node 3: Mã H9→G7</w:t>
+        <w:t>OR node 3: Mã H9-&gt;G7</w:t>
       </w:r>
     </w:p>
     <w:p>
@@ -771,7 +771,7 @@
           <w:color w:val="212529"/>
           <w:sz w:val="20"/>
         </w:rPr>
-        <w:t>OR node 7: Pháo B7→E7</w:t>
+        <w:t>OR node 7: Pháo B7-&gt;E7</w:t>
       </w:r>
     </w:p>
     <w:p>
@@ -799,7 +799,7 @@
           <w:color w:val="212529"/>
           <w:sz w:val="20"/>
         </w:rPr>
-        <w:t>OR node 10: Pháo H7→H0 ăn Mã đen *(node quyết định)*</w:t>
+        <w:t>OR node 10: Pháo H7-&gt;H0 ăn Mã đen *(node quyết định)*</w:t>
       </w:r>
     </w:p>
     <w:p>
@@ -855,7 +855,7 @@
           <w:color w:val="212529"/>
           <w:sz w:val="20"/>
         </w:rPr>
-        <w:t>Nhánh 1: Pháo B7→B0 ăn Mã đen</w:t>
+        <w:t>Nhánh 1: Pháo B7-&gt;B0 ăn Mã đen</w:t>
       </w:r>
     </w:p>
     <w:p>
@@ -869,7 +869,7 @@
           <w:color w:val="212529"/>
           <w:sz w:val="20"/>
         </w:rPr>
-        <w:t>Nhánh 2: Pháo B7→D7 *(nhánh tốt hơn — solution cuối cùng)*</w:t>
+        <w:t>Nhánh 2: Pháo B7-&gt;D7 *(nhánh tốt hơn - solution cuối cùng)*</w:t>
       </w:r>
     </w:p>
     <w:p>
@@ -1059,14 +1059,16 @@
         <w:br w:type="page"/>
       </w:r>
     </w:p>
+    <w:p/>
     <w:p>
       <w:r>
         <w:rPr>
           <w:rFonts w:ascii="Calibri" w:hAnsi="Calibri" w:eastAsia="Calibri"/>
+          <w:b/>
           <w:color w:val="212529"/>
           <w:sz w:val="22"/>
         </w:rPr>
-        <w:t>🙠🙟🕮🙝🙢</w:t>
+        <w:t>MÃ SỐ LỚP HP: ARIN</w:t>
       </w:r>
     </w:p>
     <w:p>
@@ -1077,7 +1079,7 @@
           <w:color w:val="212529"/>
           <w:sz w:val="22"/>
         </w:rPr>
-        <w:t>MÃ SỐ LỚP HP: ARIN</w:t>
+        <w:t>GVHD: Phan Thị Huyền Trang</w:t>
       </w:r>
     </w:p>
     <w:p>
@@ -1088,7 +1090,7 @@
           <w:color w:val="212529"/>
           <w:sz w:val="22"/>
         </w:rPr>
-        <w:t>GVHD: Phan Thị Huyền Trang</w:t>
+        <w:t>NHÓM THỰC HIỆN: Nhóm 1</w:t>
       </w:r>
     </w:p>
     <w:p>
@@ -1099,7 +1101,7 @@
           <w:color w:val="212529"/>
           <w:sz w:val="22"/>
         </w:rPr>
-        <w:t>NHÓM THỰC HIỆN: Nhóm 1</w:t>
+        <w:t>Thành Viên:</w:t>
       </w:r>
     </w:p>
     <w:p>
@@ -1110,7 +1112,7 @@
           <w:color w:val="212529"/>
           <w:sz w:val="22"/>
         </w:rPr>
-        <w:t>Thành Viên:</w:t>
+        <w:t>Trần Lê Thái - 24110331</w:t>
       </w:r>
     </w:p>
     <w:p>
@@ -1121,7 +1123,7 @@
           <w:color w:val="212529"/>
           <w:sz w:val="22"/>
         </w:rPr>
-        <w:t>Trần Lê Thái - 24110331</w:t>
+        <w:t>Lương Viết Vĩ Đông - 24110202</w:t>
       </w:r>
     </w:p>
     <w:p>
@@ -1132,7 +1134,7 @@
           <w:color w:val="212529"/>
           <w:sz w:val="22"/>
         </w:rPr>
-        <w:t>Lương Viết Vĩ Đông - 24110202</w:t>
+        <w:t>Nguyễn Minh Trí - 24110359</w:t>
       </w:r>
     </w:p>
     <w:p>
@@ -1143,18 +1145,7 @@
           <w:color w:val="212529"/>
           <w:sz w:val="22"/>
         </w:rPr>
-        <w:t>Nguyễn Minh Trí - 24110359</w:t>
-      </w:r>
-    </w:p>
-    <w:p>
-      <w:r>
-        <w:rPr>
-          <w:rFonts w:ascii="Calibri" w:hAnsi="Calibri" w:eastAsia="Calibri"/>
-          <w:b/>
-          <w:color w:val="212529"/>
-          <w:sz w:val="22"/>
-        </w:rPr>
-        <w:t xml:space="preserve">TP. HỒ CHÍ MINH – THÁNG 7 /NĂM 2026 </w:t>
+        <w:t xml:space="preserve">TP. HỒ CHÍ MINH - THÁNG 7 /NĂM 2026 </w:t>
       </w:r>
     </w:p>
     <w:tbl>
@@ -1795,7 +1786,7 @@
         <w:pStyle w:val="Heading2"/>
       </w:pPr>
       <w:r>
-        <w:t>⚠️ Quy ước tọa độ thống nhất:</w:t>
+        <w:t>Lưu ý: Quy ước tọa độ thống nhất:</w:t>
       </w:r>
     </w:p>
     <w:p>
@@ -1808,7 +1799,7 @@
           <w:color w:val="212529"/>
           <w:sz w:val="22"/>
         </w:rPr>
-        <w:t>## Cạnh dưới: A B C D E F G H I (cột, phải→trái)</w:t>
+        <w:t>## Cạnh dưới: A B C D E F G H I (cột, phải-&gt;trái)</w:t>
       </w:r>
     </w:p>
     <w:p>
@@ -1821,7 +1812,7 @@
           <w:color w:val="212529"/>
           <w:sz w:val="22"/>
         </w:rPr>
-        <w:t>## Cạnh phải: 0 1 2 3 4 5 6 7 8 9 (hàng, trên→dưới)</w:t>
+        <w:t>## Cạnh phải: 0 1 2 3 4 5 6 7 8 9 (hàng, trên-&gt;dưới)</w:t>
       </w:r>
     </w:p>
     <w:p>
@@ -1850,7 +1841,7 @@
           <w:color w:val="212529"/>
           <w:sz w:val="22"/>
         </w:rPr>
-        <w:t xml:space="preserve"> → </w:t>
+        <w:t xml:space="preserve"> -&gt; </w:t>
       </w:r>
       <w:r>
         <w:rPr>
@@ -1887,7 +1878,7 @@
           <w:color w:val="212529"/>
           <w:sz w:val="22"/>
         </w:rPr>
-        <w:t xml:space="preserve"> → H2, </w:t>
+        <w:t xml:space="preserve"> -&gt; H2, </w:t>
       </w:r>
       <w:r>
         <w:rPr>
@@ -1903,7 +1894,7 @@
           <w:color w:val="212529"/>
           <w:sz w:val="22"/>
         </w:rPr>
-        <w:t xml:space="preserve"> → H9, </w:t>
+        <w:t xml:space="preserve"> -&gt; H9, </w:t>
       </w:r>
       <w:r>
         <w:rPr>
@@ -1919,7 +1910,7 @@
           <w:color w:val="212529"/>
           <w:sz w:val="22"/>
         </w:rPr>
-        <w:t xml:space="preserve"> → B7</w:t>
+        <w:t xml:space="preserve"> -&gt; B7</w:t>
       </w:r>
     </w:p>
     <w:p>
@@ -2445,7 +2436,7 @@
         <w:pStyle w:val="Heading1"/>
       </w:pPr>
       <w:r>
-        <w:t>2.2. UCS – Uniform Cost Search (Tìm kiếm chi phí đồng nhất)</w:t>
+        <w:t>2.2. UCS - Uniform Cost Search (Tìm kiếm chi phí đồng nhất)</w:t>
       </w:r>
     </w:p>
     <w:p>
@@ -2506,7 +2497,7 @@
                 <w:color w:val="1F4D78"/>
                 <w:sz w:val="22"/>
               </w:rPr>
-              <w:t>\text{cost} \= 1000 - \text{giá_trị_quân_bị_ăn}$$ Ăn quân càng giá trị cao → chi phí càng thấp → được ưu tiên chọn. --- ## **1\. Trạng thái bắt đầu (Initial State)** 📷 *\[Hình chụp bàn cờ khai cuộc — Board() mặc định, Đỏ đi trước\]* **Hàm sử dụng:** `ucs_move(board, recorder=None)` trong `ai/level1.py` **Bàn cờ:** Board() mặc định, 32 quân đúng vị trí, Đỏ đi trước. ⚠️ **Quy ước tọa độ:** * Cạnh dưới: A B C D E F G H I (cột, phải→trái) * Cạnh phải: 0 1 2 3 4 5 6 7 8 9 (hàng, trên→dưới) * Công thức: `(row, col)` → `chr(65 + (8 - col)) + str(row)` * Ví dụ: `(2, 1)` → H2, `(9, 1)` → H9 **Cấu trúc dữ liệu khởi tạo:** | Biến | Giá trị ban đầu | Ý nghĩa | | ----- | ----- | ----- | | `legal_moves` | \~44 nước, sau đó `random.shuffle()` | Danh sách nước đi hợp lệ | | `best_move` | `None` | Nước đi tốt nhất tìm được | | `min_cost` | `float("inf")` (+∞) | Chi phí nhỏ nhất tìm được | | `frontier_list` | `[]` | Danh sách nước đang chờ xét | | `explored_list` | `[]` | Danh sách nước đã xét xong | **Bảng giá trị quân cờ (PIECE_VALUES trong `ai/eval.py`):** | Quân | Key trong code | Giá trị | | ----- | ----- | ----- | | Tướng | `"G"` | 10000 | | Xe | `"R"` | 900 | | Pháo | `"C"` | 450 | | Mã | `"H"` | 300 | | Sĩ | `"A"` | 200 | | Tượng | `"E"` | 200 | | Tốt | `"P"` | 100 | **Quân chắn giữa tại cột H `(col=1)` — lý do Pháo H2 ăn được Mã H9:** H0 (row=0, col=1): Mã đen       ← mục tiêu của Pháo B2 H2 (row=2, col=1): Pháo đen     ← ngòi chắn cho Pháo đỏ H2→H9 H7 (row=7, col=1): Pháo đỏ      ← ngòi chắn cho Pháo đỏ B7→H... (không liên quan) H9 (row=9, col=1): Mã đỏ Pháo đỏ tại B2 `(2,7)` nhìn xuống cột B, có Pháo đen B7 `(7,7)` làm ngòi → ăn được Mã đen B9 `(9,7)`. Pháo đỏ tại H2 `(2,1)` nhìn xuống cột H, có Pháo đen H7 `(7,1)` làm ngòi → ăn được Mã đen H9 `(9,1)`. **Công thức tính cost tại mỗi bước:** target \= board.get_piece(to_pos) cap_val \= PIECE_VALUES.get(target.name, 0\) if target else 0 cost \= 1000 - cap_val --- ## **2\. Trạng thái mục tiêu (Goal State)** Thuật toán **dừng** sau khi duyệt hết toàn bộ `legal_moves` (\~44 nước). Nước được chọn là `best_move` thỏa mãn: \text{best_move} \= \arg\min_{m \in \text{legal_moves}} \text{cost}(m) \= \arg\min_{m} \[1000 - \text{cap_val}(m)\]$$</w:t>
+              <w:t>\text{cost} \= 1000 - \text{giá_trị_quân_bị_ăn}$$ Ăn quân càng giá trị cao -&gt; chi phí càng thấp -&gt; được ưu tiên chọn. --- ## **1\. Trạng thái bắt đầu (Initial State)** Hình: *\[Hình chụp bàn cờ khai cuộc - Board() mặc định, Đỏ đi trước\]* **Hàm sử dụng:** `ucs_move(board, recorder=None)` trong `ai/level1.py` **Bàn cờ:** Board() mặc định, 32 quân đúng vị trí, Đỏ đi trước. Lưu ý: **Quy ước tọa độ:** * Cạnh dưới: A B C D E F G H I (cột, phải-&gt;trái) * Cạnh phải: 0 1 2 3 4 5 6 7 8 9 (hàng, trên-&gt;dưới) * Công thức: `(row, col)` -&gt; `chr(65 + (8 - col)) + str(row)` * Ví dụ: `(2, 1)` -&gt; H2, `(9, 1)` -&gt; H9 **Cấu trúc dữ liệu khởi tạo:** | Biến | Giá trị ban đầu | Ý nghĩa | | ----- | ----- | ----- | | `legal_moves` | \~44 nước, sau đó `random.shuffle()` | Danh sách nước đi hợp lệ | | `best_move` | `None` | Nước đi tốt nhất tìm được | | `min_cost` | `float("inf")` (+∞) | Chi phí nhỏ nhất tìm được | | `frontier_list` | `[]` | Danh sách nước đang chờ xét | | `explored_list` | `[]` | Danh sách nước đã xét xong | **Bảng giá trị quân cờ (PIECE_VALUES trong `ai/eval.py`):** | Quân | Key trong code | Giá trị | | ----- | ----- | ----- | | Tướng | `"G"` | 10000 | | Xe | `"R"` | 900 | | Pháo | `"C"` | 450 | | Mã | `"H"` | 300 | | Sĩ | `"A"` | 200 | | Tượng | `"E"` | 200 | | Tốt | `"P"` | 100 | **Quân chắn giữa tại cột H `(col=1)` - lý do Pháo H2 ăn được Mã H9:** H0 (row=0, col=1): Mã đen       ← mục tiêu của Pháo B2 H2 (row=2, col=1): Pháo đen     ← ngòi chắn cho Pháo đỏ H2-&gt;H9 H7 (row=7, col=1): Pháo đỏ      ← ngòi chắn cho Pháo đỏ B7-&gt;H... (không liên quan) H9 (row=9, col=1): Mã đỏ Pháo đỏ tại B2 `(2,7)` nhìn xuống cột B, có Pháo đen B7 `(7,7)` làm ngòi -&gt; ăn được Mã đen B9 `(9,7)`. Pháo đỏ tại H2 `(2,1)` nhìn xuống cột H, có Pháo đen H7 `(7,1)` làm ngòi -&gt; ăn được Mã đen H9 `(9,1)`. **Công thức tính cost tại mỗi bước:** target \= board.get_piece(to_pos) cap_val \= PIECE_VALUES.get(target.name, 0\) if target else 0 cost \= 1000 - cap_val --- ## **2\. Trạng thái mục tiêu (Goal State)** Thuật toán **dừng** sau khi duyệt hết toàn bộ `legal_moves` (\~44 nước). Nước được chọn là `best_move` thỏa mãn: \text{best_move} \= \arg\min_{m \in \text{legal_moves}} \text{cost}(m) \= \arg\min_{m} \[1000 - \text{cap_val}(m)\]$$</w:t>
             </w:r>
           </w:p>
         </w:tc>
@@ -2541,7 +2532,7 @@
           <w:color w:val="212529"/>
           <w:sz w:val="22"/>
         </w:rPr>
-        <w:t>min_cost \= cost     \# → Nước gặp TRƯỚC thắng khi bằng cost</w:t>
+        <w:t>min_cost \= cost     \# -&gt; Nước gặp TRƯỚC thắng khi bằng cost</w:t>
       </w:r>
     </w:p>
     <w:p>
@@ -2645,7 +2636,7 @@
           <w:color w:val="212529"/>
           <w:sz w:val="22"/>
         </w:rPr>
-        <w:t>- Pháo đỏ H2→H9 ăn Mã đen: cap_val=300, cost=700</w:t>
+        <w:t>- Pháo đỏ H2-&gt;H9 ăn Mã đen: cap_val=300, cost=700</w:t>
       </w:r>
     </w:p>
     <w:p>
@@ -2655,7 +2646,7 @@
           <w:color w:val="212529"/>
           <w:sz w:val="22"/>
         </w:rPr>
-        <w:t>- Pháo đỏ B2→B9 ăn Mã đen: cap_val=300, cost=700</w:t>
+        <w:t>- Pháo đỏ B2-&gt;B9 ăn Mã đen: cap_val=300, cost=700</w:t>
       </w:r>
     </w:p>
     <w:p>
@@ -2665,7 +2656,7 @@
           <w:color w:val="212529"/>
           <w:sz w:val="22"/>
         </w:rPr>
-        <w:t>(chỉ 2 nước ăn được quân — Xe, Pháo đen chưa bị đe dọa ở khai cuộc)</w:t>
+        <w:t>(chỉ 2 nước ăn được quân - Xe, Pháo đen chưa bị đe dọa ở khai cuộc)</w:t>
       </w:r>
     </w:p>
     <w:p>
@@ -2871,7 +2862,7 @@
                 <w:color w:val="212529"/>
                 <w:sz w:val="18"/>
               </w:rPr>
-              <w:t>—</w:t>
+              <w:t>-</w:t>
             </w:r>
           </w:p>
         </w:tc>
@@ -2911,7 +2902,7 @@
                 <w:color w:val="212529"/>
                 <w:sz w:val="18"/>
               </w:rPr>
-              <w:t>Tốt đỏ A6→A5</w:t>
+              <w:t>Tốt đỏ A6-&gt;A5</w:t>
             </w:r>
           </w:p>
         </w:tc>
@@ -2930,7 +2921,7 @@
                 <w:color w:val="212529"/>
                 <w:sz w:val="18"/>
               </w:rPr>
-              <w:t>target=None → cap_val=0 → cost=1000−0=1000</w:t>
+              <w:t>target=None -&gt; cap_val=0 -&gt; cost=1000−0=1000</w:t>
             </w:r>
           </w:p>
         </w:tc>
@@ -2949,7 +2940,7 @@
                 <w:color w:val="212529"/>
                 <w:sz w:val="18"/>
               </w:rPr>
-              <w:t>1000 &lt; +∞ → ✅ CẬP NHẬT min_cost=1000</w:t>
+              <w:t>1000 &lt; +∞ -&gt; Đạt CẬP NHẬT min_cost=1000</w:t>
             </w:r>
           </w:p>
         </w:tc>
@@ -2989,7 +2980,7 @@
                 <w:color w:val="212529"/>
                 <w:sz w:val="18"/>
               </w:rPr>
-              <w:t>Tốt đỏ C6→C5</w:t>
+              <w:t>Tốt đỏ C6-&gt;C5</w:t>
             </w:r>
           </w:p>
         </w:tc>
@@ -3008,7 +2999,7 @@
                 <w:color w:val="212529"/>
                 <w:sz w:val="18"/>
               </w:rPr>
-              <w:t>target=None → cap_val=0 → cost=1000</w:t>
+              <w:t>target=None -&gt; cap_val=0 -&gt; cost=1000</w:t>
             </w:r>
           </w:p>
         </w:tc>
@@ -3027,7 +3018,7 @@
                 <w:color w:val="212529"/>
                 <w:sz w:val="18"/>
               </w:rPr>
-              <w:t>1000 không &lt; 1000 → ❌ Giữ nguyên</w:t>
+              <w:t>1000 không &lt; 1000 -&gt; Không đạt Giữ nguyên</w:t>
             </w:r>
           </w:p>
         </w:tc>
@@ -3086,7 +3077,7 @@
                 <w:color w:val="212529"/>
                 <w:sz w:val="18"/>
               </w:rPr>
-              <w:t>cap_val=0 → cost=1000</w:t>
+              <w:t>cap_val=0 -&gt; cost=1000</w:t>
             </w:r>
           </w:p>
         </w:tc>
@@ -3105,7 +3096,7 @@
                 <w:color w:val="212529"/>
                 <w:sz w:val="18"/>
               </w:rPr>
-              <w:t>❌ Giữ nguyên</w:t>
+              <w:t>Không đạt Giữ nguyên</w:t>
             </w:r>
           </w:p>
         </w:tc>
@@ -3145,7 +3136,7 @@
                 <w:color w:val="212529"/>
                 <w:sz w:val="18"/>
               </w:rPr>
-              <w:t>Pháo đỏ H2→H9 ăn Mã đen</w:t>
+              <w:t>Pháo đỏ H2-&gt;H9 ăn Mã đen</w:t>
             </w:r>
           </w:p>
         </w:tc>
@@ -3164,7 +3155,7 @@
                 <w:color w:val="212529"/>
                 <w:sz w:val="18"/>
               </w:rPr>
-              <w:t>target.name="H" → cap_val=300 → cost=1000−300=700</w:t>
+              <w:t>target.name="H" -&gt; cap_val=300 -&gt; cost=1000−300=700</w:t>
             </w:r>
           </w:p>
         </w:tc>
@@ -3183,7 +3174,7 @@
                 <w:color w:val="212529"/>
                 <w:sz w:val="18"/>
               </w:rPr>
-              <w:t>700 &lt; 1000 → ✅ CẬP NHẬT min_cost=700</w:t>
+              <w:t>700 &lt; 1000 -&gt; Đạt CẬP NHẬT min_cost=700</w:t>
             </w:r>
           </w:p>
         </w:tc>
@@ -3242,7 +3233,7 @@
                 <w:color w:val="212529"/>
                 <w:sz w:val="18"/>
               </w:rPr>
-              <w:t>cap_val=0 → cost=1000</w:t>
+              <w:t>cap_val=0 -&gt; cost=1000</w:t>
             </w:r>
           </w:p>
         </w:tc>
@@ -3261,7 +3252,7 @@
                 <w:color w:val="212529"/>
                 <w:sz w:val="18"/>
               </w:rPr>
-              <w:t>❌ Giữ nguyên</w:t>
+              <w:t>Không đạt Giữ nguyên</w:t>
             </w:r>
           </w:p>
         </w:tc>
@@ -3301,7 +3292,7 @@
                 <w:color w:val="212529"/>
                 <w:sz w:val="18"/>
               </w:rPr>
-              <w:t>Pháo đỏ B2→B9 ăn Mã đen</w:t>
+              <w:t>Pháo đỏ B2-&gt;B9 ăn Mã đen</w:t>
             </w:r>
           </w:p>
         </w:tc>
@@ -3320,7 +3311,7 @@
                 <w:color w:val="212529"/>
                 <w:sz w:val="18"/>
               </w:rPr>
-              <w:t>target.name="H" → cap_val=300 → cost=1000−300=700</w:t>
+              <w:t>target.name="H" -&gt; cap_val=300 -&gt; cost=1000−300=700</w:t>
             </w:r>
           </w:p>
         </w:tc>
@@ -3339,7 +3330,7 @@
                 <w:color w:val="212529"/>
                 <w:sz w:val="18"/>
               </w:rPr>
-              <w:t>700 không &lt; 700 → ❌ Giữ nguyên (gặp sau)</w:t>
+              <w:t>700 không &lt; 700 -&gt; Không đạt Giữ nguyên (gặp sau)</w:t>
             </w:r>
           </w:p>
         </w:tc>
@@ -3398,7 +3389,7 @@
                 <w:color w:val="212529"/>
                 <w:sz w:val="18"/>
               </w:rPr>
-              <w:t>cap_val=0 → cost=1000</w:t>
+              <w:t>cap_val=0 -&gt; cost=1000</w:t>
             </w:r>
           </w:p>
         </w:tc>
@@ -3417,7 +3408,7 @@
                 <w:color w:val="212529"/>
                 <w:sz w:val="18"/>
               </w:rPr>
-              <w:t>❌ Giữ nguyên</w:t>
+              <w:t>Không đạt Giữ nguyên</w:t>
             </w:r>
           </w:p>
         </w:tc>
@@ -3476,7 +3467,7 @@
                 <w:color w:val="212529"/>
                 <w:sz w:val="18"/>
               </w:rPr>
-              <w:t>—</w:t>
+              <w:t>-</w:t>
             </w:r>
           </w:p>
         </w:tc>
@@ -3530,7 +3521,7 @@
           <w:color w:val="212529"/>
           <w:sz w:val="22"/>
         </w:rPr>
-        <w:t>- Mã đen H9 (9,1): Pháo đỏ H2 có ngòi Pháo đen H7 → ăn được ✅</w:t>
+        <w:t>- Mã đen H9 (9,1): Pháo đỏ H2 có ngòi Pháo đen H7 -&gt; ăn được Đạt</w:t>
       </w:r>
     </w:p>
     <w:p>
@@ -3540,7 +3531,7 @@
           <w:color w:val="212529"/>
           <w:sz w:val="22"/>
         </w:rPr>
-        <w:t>- Mã đen B9 (9,7): Pháo đỏ B2 có ngòi Pháo đen B7 → ăn được ✅</w:t>
+        <w:t>- Mã đen B9 (9,7): Pháo đỏ B2 có ngòi Pháo đen B7 -&gt; ăn được Đạt</w:t>
       </w:r>
     </w:p>
     <w:p>
@@ -3550,7 +3541,7 @@
           <w:color w:val="212529"/>
           <w:sz w:val="22"/>
         </w:rPr>
-        <w:t>- Xe, Pháo, Tướng đen: được bảo vệ hoặc không thể đến được → không ăn được</w:t>
+        <w:t>- Xe, Pháo, Tướng đen: được bảo vệ hoặc không thể đến được -&gt; không ăn được</w:t>
       </w:r>
     </w:p>
     <w:p>
@@ -3560,7 +3551,7 @@
           <w:color w:val="212529"/>
           <w:sz w:val="22"/>
         </w:rPr>
-        <w:t>→ Mã (300đ) là quân giá trị cao nhất Đỏ có thể ăn ở khai cuộc</w:t>
+        <w:t>-&gt; Mã (300đ) là quân giá trị cao nhất Đỏ có thể ăn ở khai cuộc</w:t>
       </w:r>
     </w:p>
     <w:p>
@@ -3570,7 +3561,7 @@
           <w:color w:val="212529"/>
           <w:sz w:val="22"/>
         </w:rPr>
-        <w:t>→ cost=700 là thấp nhất có thể đạt được</w:t>
+        <w:t>-&gt; cost=700 là thấp nhất có thể đạt được</w:t>
       </w:r>
     </w:p>
     <w:p>
@@ -3581,7 +3572,7 @@
           <w:color w:val="212529"/>
           <w:sz w:val="22"/>
         </w:rPr>
-        <w:t>Tại sao không chọn Pháo B2→B9?</w:t>
+        <w:t>Tại sao không chọn Pháo B2-&gt;B9?</w:t>
       </w:r>
     </w:p>
     <w:p>
@@ -3591,7 +3582,7 @@
           <w:color w:val="212529"/>
           <w:sz w:val="22"/>
         </w:rPr>
-        <w:t>Pháo B2→B9 cũng cho cost \= 700</w:t>
+        <w:t>Pháo B2-&gt;B9 cũng cho cost \= 700</w:t>
       </w:r>
     </w:p>
     <w:p>
@@ -3601,7 +3592,7 @@
           <w:color w:val="212529"/>
           <w:sz w:val="22"/>
         </w:rPr>
-        <w:t>nhưng gặp SAU Pháo H2→H9 trong thứ tự shuffle</w:t>
+        <w:t>nhưng gặp SAU Pháo H2-&gt;H9 trong thứ tự shuffle</w:t>
       </w:r>
     </w:p>
     <w:p>
@@ -3621,7 +3612,7 @@
           <w:color w:val="212529"/>
           <w:sz w:val="22"/>
         </w:rPr>
-        <w:t>→ 700 không \&lt; 700 → KHÔNG CẬP NHẬT</w:t>
+        <w:t>-&gt; 700 không \&lt; 700 -&gt; KHÔNG CẬP NHẬT</w:t>
       </w:r>
     </w:p>
     <w:p>
@@ -3652,7 +3643,7 @@
           <w:color w:val="212529"/>
           <w:sz w:val="22"/>
         </w:rPr>
-        <w:t>📷 *\[Hình chụp bàn cờ với mũi tên Pháo H2→H9\]*</w:t>
+        <w:t>Hình: *\[Hình chụp bàn cờ với mũi tên Pháo H2-&gt;H9\]*</w:t>
       </w:r>
     </w:p>
     <w:p>
@@ -3663,7 +3654,7 @@
           <w:color w:val="212529"/>
           <w:sz w:val="22"/>
         </w:rPr>
-        <w:t>UCS chọn nước: Pháo H2→H9 ăn Mã đen</w:t>
+        <w:t>UCS chọn nước: Pháo H2-&gt;H9 ăn Mã đen</w:t>
       </w:r>
     </w:p>
     <w:tbl>
@@ -3757,7 +3748,7 @@
                 <w:color w:val="212529"/>
                 <w:sz w:val="20"/>
               </w:rPr>
-              <w:t>H2→H9, tức (2,1)→(9,1)</w:t>
+              <w:t>H2-&gt;H9, tức (2,1)-&gt;(9,1)</w:t>
             </w:r>
           </w:p>
         </w:tc>
@@ -3880,7 +3871,7 @@
                 <w:color w:val="212529"/>
                 <w:sz w:val="20"/>
               </w:rPr>
-              <w:t>Pháo đen tại H7 (row=7, col=1) — 1 quân chắn hợp lệ</w:t>
+              <w:t>Pháo đen tại H7 (row=7, col=1) - 1 quân chắn hợp lệ</w:t>
             </w:r>
           </w:p>
         </w:tc>
@@ -3984,7 +3975,7 @@
                 <w:color w:val="212529"/>
                 <w:sz w:val="20"/>
               </w:rPr>
-              <w:t>Lý do không chọn B2→B9</w:t>
+              <w:t>Lý do không chọn B2-&gt;B9</w:t>
             </w:r>
           </w:p>
         </w:tc>
@@ -4042,7 +4033,7 @@
                 <w:color w:val="1F4D78"/>
                 <w:sz w:val="22"/>
               </w:rPr>
-              <w:t>\boxed{\text{Solution: Pháo H2} \rightarrow \text{H9},\ \text{cost} \= 1000 - 300 \= 700}$$ **Điểm đặc trưng của UCS:** Không quan tâm đến vị trí chiến lược hay phản công của Địch — chỉ thuần túy tối thiểu hóa `cost`. Đây là lý do A* ra đời: bổ sung thêm `h(n)` để đánh giá toàn diện hơn. # **2.3. A* Search (Tìm kiếm A*)** A* là thuật toán tìm kiếm kết hợp giữa UCS và Greedy, sử dụng hàm đánh giá: f(n) \= g(n) \+ h(n)$$</w:t>
+              <w:t>\boxed{\text{Solution: Pháo H2} \rightarrow \text{H9},\ \text{cost} \= 1000 - 300 \= 700}$$ **Điểm đặc trưng của UCS:** Không quan tâm đến vị trí chiến lược hay phản công của Địch - chỉ thuần túy tối thiểu hóa `cost`. Đây là lý do A* ra đời: bổ sung thêm `h(n)` để đánh giá toàn diện hơn. # **2.3. A* Search (Tìm kiếm A*)** A* là thuật toán tìm kiếm kết hợp giữa UCS và Greedy, sử dụng hàm đánh giá: f(n) \= g(n) \+ h(n)$$</w:t>
             </w:r>
           </w:p>
         </w:tc>
@@ -4130,7 +4121,7 @@
           <w:color w:val="212529"/>
           <w:sz w:val="22"/>
         </w:rPr>
-        <w:t xml:space="preserve"> → nước đi tối ưu nhất</w:t>
+        <w:t xml:space="preserve"> -&gt; nước đi tối ưu nhất</w:t>
       </w:r>
     </w:p>
     <w:p>
@@ -4203,7 +4194,7 @@
           <w:color w:val="212529"/>
           <w:sz w:val="22"/>
         </w:rPr>
-        <w:t>📷 *\[Hình chụp bàn cờ khai cuộc — Board() mặc định, Đỏ đi trước\]*</w:t>
+        <w:t>Hình: *\[Hình chụp bàn cờ khai cuộc - Board() mặc định, Đỏ đi trước\]*</w:t>
       </w:r>
     </w:p>
     <w:p>
@@ -4275,7 +4266,7 @@
           <w:color w:val="212529"/>
           <w:sz w:val="22"/>
         </w:rPr>
-        <w:t xml:space="preserve">⚠️ </w:t>
+        <w:t xml:space="preserve">Lưu ý: </w:t>
       </w:r>
       <w:r>
         <w:rPr>
@@ -4297,7 +4288,7 @@
           <w:color w:val="212529"/>
           <w:sz w:val="22"/>
         </w:rPr>
-        <w:t>Cạnh dưới: A B C D E F G H I (cột, phải→trái)</w:t>
+        <w:t>Cạnh dưới: A B C D E F G H I (cột, phải-&gt;trái)</w:t>
       </w:r>
     </w:p>
     <w:p>
@@ -4310,7 +4301,7 @@
           <w:color w:val="212529"/>
           <w:sz w:val="22"/>
         </w:rPr>
-        <w:t>Cạnh phải: 0 1 2 3 4 5 6 7 8 9 (hàng, trên→dưới)</w:t>
+        <w:t>Cạnh phải: 0 1 2 3 4 5 6 7 8 9 (hàng, trên-&gt;dưới)</w:t>
       </w:r>
     </w:p>
     <w:p>
@@ -4339,7 +4330,7 @@
           <w:color w:val="212529"/>
           <w:sz w:val="22"/>
         </w:rPr>
-        <w:t xml:space="preserve"> → </w:t>
+        <w:t xml:space="preserve"> -&gt; </w:t>
       </w:r>
       <w:r>
         <w:rPr>
@@ -4376,7 +4367,7 @@
           <w:color w:val="212529"/>
           <w:sz w:val="22"/>
         </w:rPr>
-        <w:t xml:space="preserve"> → H2, </w:t>
+        <w:t xml:space="preserve"> -&gt; H2, </w:t>
       </w:r>
       <w:r>
         <w:rPr>
@@ -4392,7 +4383,7 @@
           <w:color w:val="212529"/>
           <w:sz w:val="22"/>
         </w:rPr>
-        <w:t xml:space="preserve"> → H9</w:t>
+        <w:t xml:space="preserve"> -&gt; H9</w:t>
       </w:r>
     </w:p>
     <w:p>
@@ -4813,7 +4804,7 @@
           <w:color w:val="212529"/>
           <w:sz w:val="22"/>
         </w:rPr>
-        <w:t>\# Bước 1: Tính g(n) — chi phí nước đi</w:t>
+        <w:t>\# Bước 1: Tính g(n) - chi phí nước đi</w:t>
       </w:r>
     </w:p>
     <w:p>
@@ -5787,7 +5778,7 @@
                 <w:color w:val="1F4D78"/>
                 <w:sz w:val="22"/>
               </w:rPr>
-              <w:t>\text{best_move} \= \arg\min_{m \in \text{legal_moves}} f(m) \= \arg\min_{m} \[g(m) \+ h(m)\]$$ **Điều kiện cập nhật trong code:** if f \&lt; min_f:       \# Dùng \&lt; không phải \&lt;= min_f \= f       \# → Nước gặp TRƯỚC thắng khi bằng f best_move \= (from_pos, to_pos) --- ## **3\. Các bước tìm ra solution (chạy tay)** Duyệt tuần tự \~44 nước sau `random.shuffle()`. Các bước không thay đổi `min_f` được gộp lại. | Bước | Quân \+ Nước đi | Tính toán (theo code) | Kết quả | | ----- | ----- | ----- | ----- | | Khởi tạo | `random.shuffle(44 nước)` | `min_f=+∞, best_move=None` | — | | 1 | Tốt đỏ A6→A5 | `g=1000−0=1000`; `h=14600` (không ăn quân); `f=1000+14600=15600` | 15600 \&lt; \+∞ → ✅ CẬP NHẬT `min_f=15600` | | 2 | Tốt đỏ C6→C5 | `g=1000`; `h=14600`; `f=15600` | 15600 không \&lt; 15600 → ❌ Giữ nguyên | | ... | *(các nước không ăn quân)* | `g=1000`; `h=14600`; `f=15600` | ❌ Giữ nguyên | | 10 | Pháo đỏ H2→H9 ăn Mã đen | `g=1000−300=700`; `h=14600−300=14300` (Mã đã bị ăn sau make_move); `f=700+14300=15000` | 15000 \&lt; 15600 → ✅ CẬP NHẬT `min_f=15000` | | ... | *(các nước không ăn quân)* | `g=1000`; `h=14600`; `f=15600` | ❌ Giữ nguyên | | 31 | Pháo đỏ B2→B9 ăn Mã đen | `g=1000−300=700`; `h=14300`; `f=15000` | 15000 không \&lt; 15000 → ❌ Giữ nguyên (gặp sau) | | ... | *(các nước còn lại)* | `g=1000`; `h=14600`; `f=15600` | ❌ Giữ nguyên | | 44 | Kết thúc vòng lặp | — | Trả về `best_move` | **Tại sao `h = 14300` khi ăn Mã?** h tính SAU make_move → Mã đen đã bị xóa khỏi bàn cờ → h \= 14600 − 300 (Mã) \= 14300 → f \= 700 \+ 14300 \= 15000 **Tại sao không chọn Pháo B2→B9?** Pháo B2→B9 cũng cho f \= 15000 nhưng gặp SAU Pháo H2→H9 trong thứ tự shuffle code dùng if f \&lt; min_f (không phải \&lt;=) → 15000 không \&lt; 15000 → KHÔNG CẬP NHẬT --- ## **4\. Kết luận Solution** 📷 *\[Hình chụp bàn cờ với mũi tên Pháo H2→H9\]* **A* Search chọn nước: Pháo H2→H9 ăn Mã đen** |  | Chi tiết | | ----- | ----- | | **Nước đi** | H2→H9, tức `(2,1)→(9,1)` | | **Quân di chuyển** | Pháo đỏ tại H2 | | **Mục tiêu** | Mã đen tại H9 | | **Tính hợp lệ** | Pháo ăn được Mã vì có đúng 1 quân chắn ở giữa | | **g(n)** | `1000 − 300 = 700` (ăn Mã giá trị 300\) | | **h(n)** | `14600 − 300 = 14300` (tổng vật chất Đen sau khi mất Mã) | | **f(n)** | `700 + 14300 = 15000` (nhỏ nhất trong 44 nước) | | **Lý do không chọn B2→B9** | Cùng `f=15000` nhưng gặp sau, code dùng `&lt;` không `&lt;=` | \boxed{\text{Solution: Pháo H2} \rightarrow \text{H9},\ f \= g \+ h \= 700 \+ 14300 \= 15000}$$</w:t>
+              <w:t>\text{best_move} \= \arg\min_{m \in \text{legal_moves}} f(m) \= \arg\min_{m} \[g(m) \+ h(m)\]$$ **Điều kiện cập nhật trong code:** if f \&lt; min_f:       \# Dùng \&lt; không phải \&lt;= min_f \= f       \# -&gt; Nước gặp TRƯỚC thắng khi bằng f best_move \= (from_pos, to_pos) --- ## **3\. Các bước tìm ra solution (chạy tay)** Duyệt tuần tự \~44 nước sau `random.shuffle()`. Các bước không thay đổi `min_f` được gộp lại. | Bước | Quân \+ Nước đi | Tính toán (theo code) | Kết quả | | ----- | ----- | ----- | ----- | | Khởi tạo | `random.shuffle(44 nước)` | `min_f=+∞, best_move=None` | - | | 1 | Tốt đỏ A6-&gt;A5 | `g=1000−0=1000`; `h=14600` (không ăn quân); `f=1000+14600=15600` | 15600 \&lt; \+∞ -&gt; Đạt CẬP NHẬT `min_f=15600` | | 2 | Tốt đỏ C6-&gt;C5 | `g=1000`; `h=14600`; `f=15600` | 15600 không \&lt; 15600 -&gt; Không đạt Giữ nguyên | | ... | *(các nước không ăn quân)* | `g=1000`; `h=14600`; `f=15600` | Không đạt Giữ nguyên | | 10 | Pháo đỏ H2-&gt;H9 ăn Mã đen | `g=1000−300=700`; `h=14600−300=14300` (Mã đã bị ăn sau make_move); `f=700+14300=15000` | 15000 \&lt; 15600 -&gt; Đạt CẬP NHẬT `min_f=15000` | | ... | *(các nước không ăn quân)* | `g=1000`; `h=14600`; `f=15600` | Không đạt Giữ nguyên | | 31 | Pháo đỏ B2-&gt;B9 ăn Mã đen | `g=1000−300=700`; `h=14300`; `f=15000` | 15000 không \&lt; 15000 -&gt; Không đạt Giữ nguyên (gặp sau) | | ... | *(các nước còn lại)* | `g=1000`; `h=14600`; `f=15600` | Không đạt Giữ nguyên | | 44 | Kết thúc vòng lặp | - | Trả về `best_move` | **Tại sao `h = 14300` khi ăn Mã?** h tính SAU make_move -&gt; Mã đen đã bị xóa khỏi bàn cờ -&gt; h \= 14600 − 300 (Mã) \= 14300 -&gt; f \= 700 \+ 14300 \= 15000 **Tại sao không chọn Pháo B2-&gt;B9?** Pháo B2-&gt;B9 cũng cho f \= 15000 nhưng gặp SAU Pháo H2-&gt;H9 trong thứ tự shuffle code dùng if f \&lt; min_f (không phải \&lt;=) -&gt; 15000 không \&lt; 15000 -&gt; KHÔNG CẬP NHẬT --- ## **4\. Kết luận Solution** Hình: *\[Hình chụp bàn cờ với mũi tên Pháo H2-&gt;H9\]* **A* Search chọn nước: Pháo H2-&gt;H9 ăn Mã đen** |  | Chi tiết | | ----- | ----- | | **Nước đi** | H2-&gt;H9, tức `(2,1)-&gt;(9,1)` | | **Quân di chuyển** | Pháo đỏ tại H2 | | **Mục tiêu** | Mã đen tại H9 | | **Tính hợp lệ** | Pháo ăn được Mã vì có đúng 1 quân chắn ở giữa | | **g(n)** | `1000 − 300 = 700` (ăn Mã giá trị 300\) | | **h(n)** | `14600 − 300 = 14300` (tổng vật chất Đen sau khi mất Mã) | | **f(n)** | `700 + 14300 = 15000` (nhỏ nhất trong 44 nước) | | **Lý do không chọn B2-&gt;B9** | Cùng `f=15000` nhưng gặp sau, code dùng `&lt;` không `&lt;=` | \boxed{\text{Solution: Pháo H2} \rightarrow \text{H9},\ f \= g \+ h \= 700 \+ 14300 \= 15000}$$</w:t>
             </w:r>
           </w:p>
         </w:tc>
@@ -6192,7 +6183,7 @@
           <w:color w:val="212529"/>
           <w:sz w:val="22"/>
         </w:rPr>
-        <w:t xml:space="preserve">Ở khai cuộc cả hai cùng chọn Pháo H2→H9, nhưng A* phân biệt rõ hơn nhờ </w:t>
+        <w:t xml:space="preserve">Ở khai cuộc cả hai cùng chọn Pháo H2-&gt;H9, nhưng A* phân biệt rõ hơn nhờ </w:t>
       </w:r>
       <w:r>
         <w:rPr>
@@ -6277,7 +6268,7 @@
                 <w:color w:val="1F4D78"/>
                 <w:sz w:val="22"/>
               </w:rPr>
-              <w:t>\text{best_beam_move} \= \arg\max_{\text{beam} \in \text{top-k}} \min_{\text{opp_move}} \text{score}(\text{opp_move})$$ --- ## **1\. Trạng thái bắt đầu (Initial State)** 📷 *\[Hình chụp bàn cờ khai cuộc — Board() mặc định, Đỏ đi trước\]* **Hàm sử dụng:** `beam_search_move(board, beam_width=3, depth=2, recorder=None)` trong `ai/level3.py` **Bàn cờ:** Board() mặc định, 32 quân đúng vị trí, Đỏ đi trước. ⚠️ **Quy ước tọa độ:** * Cạnh dưới: A B C D E F G H I (cột, phải→trái) * Cạnh phải: 0 1 2 3 4 5 6 7 8 9 (hàng, trên→dưới) * Công thức: `(row, col)` → `chr(65 + (8 - col)) + str(row)` * Ví dụ: `(7, 1)` → H7, `(0, 1)` → H0 **Cấu trúc dữ liệu khởi tạo:** | Biến | Giá trị ban đầu | Ý nghĩa | | ----- | ----- | ----- | | `color` | `board.turn` (Đỏ) | Màu quân AI | | `beam_width` | `3` | Số beam giữ lại | | `depth` | `2` | Chiều sâu tìm kiếm | | `initial_candidates` | `[]` | Tất cả nước đi \+ điểm Pha 1 | | `beam` | `initial_candidates[:beam_width]` | Top 3 nước sau sắp xếp | | `best_beam_move` | `beam[0]["move"]` | Nước tốt nhất sau Pha 2 | | `best_beam_score` | `float("-inf")` (−∞) | Worst-case score tốt nhất | **Thuật toán gồm 2 pha:** Pha 1 (depth=1): Chấm điểm TẤT CẢ \~44 nước → giữ top beam_width=3 Pha 2 (depth=2): Với mỗi beam, duyệt top 5 phản công của Địch → tìm opp_min_score (worst-case cho Ta) → chọn beam có opp_min_score lớn nhất **Cách tính điểm Pha 1:** board.make_move(from_pos, to_pos, test_only=True) score \= get_perspective_score(board, color) \= evaluate_board(board)    \# vì color \== "red" \= (Red Material \+ Red PST) − (Black Material \+ Black PST) board.undo_move(test_only=True) --- ## **2\. Trạng thái mục tiêu (Goal State)** Thuật toán **dừng** sau khi hoàn thành 2 pha. Nước được chọn là `best_beam_move` thỏa mãn: \text{best_beam_move} \= \arg\max_{\text{beam} \in \text{top-3}} \text{opp_min_score}(\text{beam})$$</w:t>
+              <w:t>\text{best_beam_move} \= \arg\max_{\text{beam} \in \text{top-k}} \min_{\text{opp_move}} \text{score}(\text{opp_move})$$ --- ## **1\. Trạng thái bắt đầu (Initial State)** Hình: *\[Hình chụp bàn cờ khai cuộc - Board() mặc định, Đỏ đi trước\]* **Hàm sử dụng:** `beam_search_move(board, beam_width=3, depth=2, recorder=None)` trong `ai/level3.py` **Bàn cờ:** Board() mặc định, 32 quân đúng vị trí, Đỏ đi trước. Lưu ý: **Quy ước tọa độ:** * Cạnh dưới: A B C D E F G H I (cột, phải-&gt;trái) * Cạnh phải: 0 1 2 3 4 5 6 7 8 9 (hàng, trên-&gt;dưới) * Công thức: `(row, col)` -&gt; `chr(65 + (8 - col)) + str(row)` * Ví dụ: `(7, 1)` -&gt; H7, `(0, 1)` -&gt; H0 **Cấu trúc dữ liệu khởi tạo:** | Biến | Giá trị ban đầu | Ý nghĩa | | ----- | ----- | ----- | | `color` | `board.turn` (Đỏ) | Màu quân AI | | `beam_width` | `3` | Số beam giữ lại | | `depth` | `2` | Chiều sâu tìm kiếm | | `initial_candidates` | `[]` | Tất cả nước đi \+ điểm Pha 1 | | `beam` | `initial_candidates[:beam_width]` | Top 3 nước sau sắp xếp | | `best_beam_move` | `beam[0]["move"]` | Nước tốt nhất sau Pha 2 | | `best_beam_score` | `float("-inf")` (−∞) | Worst-case score tốt nhất | **Thuật toán gồm 2 pha:** Pha 1 (depth=1): Chấm điểm TẤT CẢ \~44 nước -&gt; giữ top beam_width=3 Pha 2 (depth=2): Với mỗi beam, duyệt top 5 phản công của Địch -&gt; tìm opp_min_score (worst-case cho Ta) -&gt; chọn beam có opp_min_score lớn nhất **Cách tính điểm Pha 1:** board.make_move(from_pos, to_pos, test_only=True) score \= get_perspective_score(board, color) \= evaluate_board(board)    \# vì color \== "red" \= (Red Material \+ Red PST) − (Black Material \+ Black PST) board.undo_move(test_only=True) --- ## **2\. Trạng thái mục tiêu (Goal State)** Thuật toán **dừng** sau khi hoàn thành 2 pha. Nước được chọn là `best_beam_move` thỏa mãn: \text{best_beam_move} \= \arg\max_{\text{beam} \in \text{top-3}} \text{opp_min_score}(\text{beam})$$</w:t>
             </w:r>
           </w:p>
         </w:tc>
@@ -6302,7 +6293,7 @@
           <w:color w:val="212529"/>
           <w:sz w:val="22"/>
         </w:rPr>
-        <w:t>\# Dùng \&gt; không phải \&gt;= → beam gặp TRƯỚC thắng khi bằng điểm</w:t>
+        <w:t>\# Dùng \&gt; không phải \&gt;= -&gt; beam gặp TRƯỚC thắng khi bằng điểm</w:t>
       </w:r>
     </w:p>
     <w:p>
@@ -6374,7 +6365,7 @@
         <w:pStyle w:val="Heading3"/>
       </w:pPr>
       <w:r>
-        <w:t>Pha 1 — Chọn Top 3 Beams</w:t>
+        <w:t>Pha 1 - Chọn Top 3 Beams</w:t>
       </w:r>
     </w:p>
     <w:p>
@@ -6427,7 +6418,7 @@
           <w:color w:val="212529"/>
           <w:sz w:val="22"/>
         </w:rPr>
-        <w:t>Tính điểm Pháo H7→H0 ăn Mã đen `(7,1)→(0,1)`:</w:t>
+        <w:t>Tính điểm Pháo H7-&gt;H0 ăn Mã đen `(7,1)-&gt;(0,1)`:</w:t>
       </w:r>
     </w:p>
     <w:p>
@@ -6447,7 +6438,7 @@
           <w:color w:val="212529"/>
           <w:sz w:val="22"/>
         </w:rPr>
-        <w:t>→ Mã đen H0: material=300, PST mirror (mr=9, mc=7) → PST_KNIGHT_RED\[9\]\[7\]=−5</w:t>
+        <w:t>-&gt; Mã đen H0: material=300, PST mirror (mr=9, mc=7) -&gt; PST_KNIGHT_RED\[9\]\[7\]=−5</w:t>
       </w:r>
     </w:p>
     <w:p>
@@ -6457,7 +6448,7 @@
           <w:color w:val="212529"/>
           <w:sz w:val="22"/>
         </w:rPr>
-        <w:t>→ Giá trị Mã đen \= 300 \+ (−5) \= 295 → Đỏ được \+295</w:t>
+        <w:t>-&gt; Giá trị Mã đen \= 300 \+ (−5) \= 295 -&gt; Đỏ được \+295</w:t>
       </w:r>
     </w:p>
     <w:p>
@@ -6467,7 +6458,7 @@
           <w:color w:val="212529"/>
           <w:sz w:val="22"/>
         </w:rPr>
-        <w:t>Pháo đỏ di chuyển H7→H0:</w:t>
+        <w:t>Pháo đỏ di chuyển H7-&gt;H0:</w:t>
       </w:r>
     </w:p>
     <w:p>
@@ -6477,7 +6468,7 @@
           <w:color w:val="212529"/>
           <w:sz w:val="22"/>
         </w:rPr>
-        <w:t>→ PST tại H7 (7,1): PST_CANNON_RED\[7\]\[1\] \= 5</w:t>
+        <w:t>-&gt; PST tại H7 (7,1): PST_CANNON_RED\[7\]\[1\] \= 5</w:t>
       </w:r>
     </w:p>
     <w:p>
@@ -6487,7 +6478,7 @@
           <w:color w:val="212529"/>
           <w:sz w:val="22"/>
         </w:rPr>
-        <w:t>→ PST tại H0 (0,1): PST_CANNON_RED\[0\]\[1\] \= 0</w:t>
+        <w:t>-&gt; PST tại H0 (0,1): PST_CANNON_RED\[0\]\[1\] \= 0</w:t>
       </w:r>
     </w:p>
     <w:p>
@@ -6497,7 +6488,7 @@
           <w:color w:val="212529"/>
           <w:sz w:val="22"/>
         </w:rPr>
-        <w:t>→ Pháo đỏ giảm PST: 0 − 5 \= −5</w:t>
+        <w:t>-&gt; Pháo đỏ giảm PST: 0 − 5 \= −5</w:t>
       </w:r>
     </w:p>
     <w:p>
@@ -6518,7 +6509,7 @@
           <w:color w:val="212529"/>
           <w:sz w:val="22"/>
         </w:rPr>
-        <w:t>Tính điểm Pháo B7→B0 ăn Mã đen `(7,7)→(0,7)`:</w:t>
+        <w:t>Tính điểm Pháo B7-&gt;B0 ăn Mã đen `(7,7)-&gt;(0,7)`:</w:t>
       </w:r>
     </w:p>
     <w:p>
@@ -6538,7 +6529,7 @@
           <w:color w:val="212529"/>
           <w:sz w:val="22"/>
         </w:rPr>
-        <w:t>→ Mã đen B0: mirror (mr=9, mc=1) → PST_KNIGHT_RED\[9\]\[1\]=−5</w:t>
+        <w:t>-&gt; Mã đen B0: mirror (mr=9, mc=1) -&gt; PST_KNIGHT_RED\[9\]\[1\]=−5</w:t>
       </w:r>
     </w:p>
     <w:p>
@@ -6548,7 +6539,7 @@
           <w:color w:val="212529"/>
           <w:sz w:val="22"/>
         </w:rPr>
-        <w:t>→ Giá trị Mã đen \= 300 \+ (−5) \= 295 → Đỏ được \+295</w:t>
+        <w:t>-&gt; Giá trị Mã đen \= 300 \+ (−5) \= 295 -&gt; Đỏ được \+295</w:t>
       </w:r>
     </w:p>
     <w:p>
@@ -6558,7 +6549,7 @@
           <w:color w:val="212529"/>
           <w:sz w:val="22"/>
         </w:rPr>
-        <w:t>Pháo đỏ di chuyển B7→B0:</w:t>
+        <w:t>Pháo đỏ di chuyển B7-&gt;B0:</w:t>
       </w:r>
     </w:p>
     <w:p>
@@ -6568,7 +6559,7 @@
           <w:color w:val="212529"/>
           <w:sz w:val="22"/>
         </w:rPr>
-        <w:t>→ PST tại B7 (7,7): PST_CANNON_RED\[7\]\[7\] \= 5</w:t>
+        <w:t>-&gt; PST tại B7 (7,7): PST_CANNON_RED\[7\]\[7\] \= 5</w:t>
       </w:r>
     </w:p>
     <w:p>
@@ -6578,7 +6569,7 @@
           <w:color w:val="212529"/>
           <w:sz w:val="22"/>
         </w:rPr>
-        <w:t>→ PST tại B0 (0,7): PST_CANNON_RED\[0\]\[7\] \= 0</w:t>
+        <w:t>-&gt; PST tại B0 (0,7): PST_CANNON_RED\[0\]\[7\] \= 0</w:t>
       </w:r>
     </w:p>
     <w:p>
@@ -6588,7 +6579,7 @@
           <w:color w:val="212529"/>
           <w:sz w:val="22"/>
         </w:rPr>
-        <w:t>→ Pháo đỏ giảm PST: 0 − 5 \= −5</w:t>
+        <w:t>-&gt; Pháo đỏ giảm PST: 0 − 5 \= −5</w:t>
       </w:r>
     </w:p>
     <w:p>
@@ -6609,7 +6600,7 @@
           <w:color w:val="212529"/>
           <w:sz w:val="22"/>
         </w:rPr>
-        <w:t>Bảng Pha 1 — Top 3 beams được giữ lại:</w:t>
+        <w:t>Bảng Pha 1 - Top 3 beams được giữ lại:</w:t>
       </w:r>
     </w:p>
     <w:tbl>
@@ -6780,7 +6771,7 @@
                 <w:color w:val="212529"/>
                 <w:sz w:val="18"/>
               </w:rPr>
-              <w:t>Pháo đỏ H7→H0 ăn Mã đen</w:t>
+              <w:t>Pháo đỏ H7-&gt;H0 ăn Mã đen</w:t>
             </w:r>
           </w:p>
         </w:tc>
@@ -6837,7 +6828,7 @@
                 <w:color w:val="212529"/>
                 <w:sz w:val="18"/>
               </w:rPr>
-              <w:t>✅ Beam 1</w:t>
+              <w:t>Đạt Beam 1</w:t>
             </w:r>
           </w:p>
         </w:tc>
@@ -6877,7 +6868,7 @@
                 <w:color w:val="212529"/>
                 <w:sz w:val="18"/>
               </w:rPr>
-              <w:t>Pháo đỏ B7→B0 ăn Mã đen</w:t>
+              <w:t>Pháo đỏ B7-&gt;B0 ăn Mã đen</w:t>
             </w:r>
           </w:p>
         </w:tc>
@@ -6934,7 +6925,7 @@
                 <w:color w:val="212529"/>
                 <w:sz w:val="18"/>
               </w:rPr>
-              <w:t>✅ Beam 2</w:t>
+              <w:t>Đạt Beam 2</w:t>
             </w:r>
           </w:p>
         </w:tc>
@@ -6974,7 +6965,7 @@
                 <w:color w:val="212529"/>
                 <w:sz w:val="18"/>
               </w:rPr>
-              <w:t>Pháo đỏ H7→F7 di chuyển</w:t>
+              <w:t>Pháo đỏ H7-&gt;F7 di chuyển</w:t>
             </w:r>
           </w:p>
         </w:tc>
@@ -7031,7 +7022,7 @@
                 <w:color w:val="212529"/>
                 <w:sz w:val="18"/>
               </w:rPr>
-              <w:t>✅ Beam 3</w:t>
+              <w:t>Đạt Beam 3</w:t>
             </w:r>
           </w:p>
         </w:tc>
@@ -7052,7 +7043,7 @@
                 <w:color w:val="212529"/>
                 <w:sz w:val="18"/>
               </w:rPr>
-              <w:t>4→44</w:t>
+              <w:t>4-&gt;44</w:t>
             </w:r>
           </w:p>
         </w:tc>
@@ -7128,7 +7119,7 @@
                 <w:color w:val="212529"/>
                 <w:sz w:val="18"/>
               </w:rPr>
-              <w:t>❌ Loại</w:t>
+              <w:t>Không đạt Loại</w:t>
             </w:r>
           </w:p>
         </w:tc>
@@ -7153,7 +7144,7 @@
         <w:pStyle w:val="Heading3"/>
       </w:pPr>
       <w:r>
-        <w:t>Pha 2 — Đánh giá Worst-Case cho từng Beam</w:t>
+        <w:t>Pha 2 - Đánh giá Worst-Case cho từng Beam</w:t>
       </w:r>
     </w:p>
     <w:p>
@@ -7251,7 +7242,7 @@
           <w:color w:val="212529"/>
           <w:sz w:val="22"/>
         </w:rPr>
-        <w:t>Vòng Beam 1 — Pháo H7→H0 ăn Mã đen (score Pha 1 \= 290):</w:t>
+        <w:t>Vòng Beam 1 - Pháo H7-&gt;H0 ăn Mã đen (score Pha 1 \= 290):</w:t>
       </w:r>
     </w:p>
     <w:p>
@@ -7271,7 +7262,7 @@
           <w:color w:val="212529"/>
           <w:sz w:val="22"/>
         </w:rPr>
-        <w:t>Vòng Beam 1, phản công 1: Xe đen I0→H0 ăn Pháo đỏ</w:t>
+        <w:t>Vòng Beam 1, phản công 1: Xe đen I0-&gt;H0 ăn Pháo đỏ</w:t>
       </w:r>
     </w:p>
     <w:p>
@@ -7281,7 +7272,7 @@
           <w:color w:val="212529"/>
           <w:sz w:val="22"/>
         </w:rPr>
-        <w:t>Đỏ mất Pháo tại H0 (0,1): 450 (material) \+ PST_CANNON_RED\[0\]\[1\]=0 → −450</w:t>
+        <w:t>Đỏ mất Pháo tại H0 (0,1): 450 (material) \+ PST_CANNON_RED\[0\]\[1\]=0 -&gt; −450</w:t>
       </w:r>
     </w:p>
     <w:p>
@@ -7291,7 +7282,7 @@
           <w:color w:val="212529"/>
           <w:sz w:val="22"/>
         </w:rPr>
-        <w:t>Xe đen I0(0,0)→H0(0,1): PST mirror cũ \[9\]\[8\]=0, mới \[9\]\[7\]=5 → Địch \+5 → Đỏ −5</w:t>
+        <w:t>Xe đen I0(0,0)-&gt;H0(0,1): PST mirror cũ \[9\]\[8\]=0, mới \[9\]\[7\]=5 -&gt; Địch \+5 -&gt; Đỏ −5</w:t>
       </w:r>
     </w:p>
     <w:p>
@@ -7301,7 +7292,7 @@
           <w:color w:val="212529"/>
           <w:sz w:val="22"/>
         </w:rPr>
-        <w:t>ΔScore so với Pha 1: −450 − 5 \= −455 → us_score \= 290 − 455 \= −165</w:t>
+        <w:t>ΔScore so với Pha 1: −450 − 5 \= −455 -&gt; us_score \= 290 − 455 \= −165</w:t>
       </w:r>
     </w:p>
     <w:p>
@@ -7321,7 +7312,7 @@
           <w:color w:val="212529"/>
           <w:sz w:val="22"/>
         </w:rPr>
-        <w:t>Vòng Beam 1, phản công 2→5: us_score \&gt; −165</w:t>
+        <w:t>Vòng Beam 1, phản công 2-&gt;5: us_score \&gt; −165</w:t>
       </w:r>
     </w:p>
     <w:p>
@@ -7362,7 +7353,7 @@
           <w:color w:val="212529"/>
           <w:sz w:val="22"/>
         </w:rPr>
-        <w:t>→ CẬP NHẬT: best_beam_score=−165, best_beam_move=Pháo H7→H0</w:t>
+        <w:t>-&gt; CẬP NHẬT: best_beam_score=−165, best_beam_move=Pháo H7-&gt;H0</w:t>
       </w:r>
     </w:p>
     <w:p>
@@ -7386,7 +7377,7 @@
           <w:color w:val="212529"/>
           <w:sz w:val="22"/>
         </w:rPr>
-        <w:t>Vòng Beam 2 — Pháo B7→B0 ăn Mã đen (score Pha 1 \= 290):</w:t>
+        <w:t>Vòng Beam 2 - Pháo B7-&gt;B0 ăn Mã đen (score Pha 1 \= 290):</w:t>
       </w:r>
     </w:p>
     <w:p>
@@ -7406,7 +7397,7 @@
           <w:color w:val="212529"/>
           <w:sz w:val="22"/>
         </w:rPr>
-        <w:t>Vòng Beam 2, phản công 1: Xe đen A0→B0 ăn Pháo đỏ</w:t>
+        <w:t>Vòng Beam 2, phản công 1: Xe đen A0-&gt;B0 ăn Pháo đỏ</w:t>
       </w:r>
     </w:p>
     <w:p>
@@ -7416,7 +7407,7 @@
           <w:color w:val="212529"/>
           <w:sz w:val="22"/>
         </w:rPr>
-        <w:t>Đỏ mất Pháo tại B0 (0,7): 450 (material) \+ PST_CANNON_RED\[0\]\[7\]=0 → −450</w:t>
+        <w:t>Đỏ mất Pháo tại B0 (0,7): 450 (material) \+ PST_CANNON_RED\[0\]\[7\]=0 -&gt; −450</w:t>
       </w:r>
     </w:p>
     <w:p>
@@ -7426,7 +7417,7 @@
           <w:color w:val="212529"/>
           <w:sz w:val="22"/>
         </w:rPr>
-        <w:t>Xe đen A0(0,8)→B0(0,7): PST mirror cũ \[9\]\[0\]=0, mới \[9\]\[1\]=5 → Địch \+5 → Đỏ −5</w:t>
+        <w:t>Xe đen A0(0,8)-&gt;B0(0,7): PST mirror cũ \[9\]\[0\]=0, mới \[9\]\[1\]=5 -&gt; Địch \+5 -&gt; Đỏ −5</w:t>
       </w:r>
     </w:p>
     <w:p>
@@ -7436,7 +7427,7 @@
           <w:color w:val="212529"/>
           <w:sz w:val="22"/>
         </w:rPr>
-        <w:t>ΔScore so với Pha 1: −450 − 5 \= −455 → us_score \= 290 − 455 \= −165</w:t>
+        <w:t>ΔScore so với Pha 1: −450 − 5 \= −455 -&gt; us_score \= 290 − 455 \= −165</w:t>
       </w:r>
     </w:p>
     <w:p>
@@ -7456,7 +7447,7 @@
           <w:color w:val="212529"/>
           <w:sz w:val="22"/>
         </w:rPr>
-        <w:t>Vòng Beam 2, phản công 2→5: us_score \&gt; −165</w:t>
+        <w:t>Vòng Beam 2, phản công 2-&gt;5: us_score \&gt; −165</w:t>
       </w:r>
     </w:p>
     <w:p>
@@ -7497,7 +7488,7 @@
           <w:color w:val="212529"/>
           <w:sz w:val="22"/>
         </w:rPr>
-        <w:t>→ KHÔNG CẬP NHẬT — giữ nguyên best_beam_move \= Pháo H7→H0</w:t>
+        <w:t>-&gt; KHÔNG CẬP NHẬT - giữ nguyên best_beam_move \= Pháo H7-&gt;H0</w:t>
       </w:r>
     </w:p>
     <w:p>
@@ -7521,7 +7512,7 @@
           <w:color w:val="212529"/>
           <w:sz w:val="22"/>
         </w:rPr>
-        <w:t>Vòng Beam 3 — Pháo H7→F7 di chuyển (score Pha 1 \= 10):</w:t>
+        <w:t>Vòng Beam 3 - Pháo H7-&gt;F7 di chuyển (score Pha 1 \= 10):</w:t>
       </w:r>
     </w:p>
     <w:p>
@@ -7592,7 +7583,7 @@
           <w:color w:val="212529"/>
           <w:sz w:val="22"/>
         </w:rPr>
-        <w:t>→ KHÔNG CẬP NHẬT</w:t>
+        <w:t>-&gt; KHÔNG CẬP NHẬT</w:t>
       </w:r>
     </w:p>
     <w:p>
@@ -7784,7 +7775,7 @@
                 <w:color w:val="212529"/>
                 <w:sz w:val="18"/>
               </w:rPr>
-              <w:t>Pháo đỏ H7→H0 ăn Mã đen</w:t>
+              <w:t>Pháo đỏ H7-&gt;H0 ăn Mã đen</w:t>
             </w:r>
           </w:p>
         </w:tc>
@@ -7841,7 +7832,7 @@
                 <w:color w:val="212529"/>
                 <w:sz w:val="18"/>
               </w:rPr>
-              <w:t>✅ CẬP NHẬT (gặp trước)</w:t>
+              <w:t>Đạt CẬP NHẬT (gặp trước)</w:t>
             </w:r>
           </w:p>
         </w:tc>
@@ -7881,7 +7872,7 @@
                 <w:color w:val="212529"/>
                 <w:sz w:val="18"/>
               </w:rPr>
-              <w:t>Pháo đỏ B7→B0 ăn Mã đen</w:t>
+              <w:t>Pháo đỏ B7-&gt;B0 ăn Mã đen</w:t>
             </w:r>
           </w:p>
         </w:tc>
@@ -7938,7 +7929,7 @@
                 <w:color w:val="212529"/>
                 <w:sz w:val="18"/>
               </w:rPr>
-              <w:t>❌ Bằng điểm, gặp sau</w:t>
+              <w:t>Không đạt Bằng điểm, gặp sau</w:t>
             </w:r>
           </w:p>
         </w:tc>
@@ -7978,7 +7969,7 @@
                 <w:color w:val="212529"/>
                 <w:sz w:val="18"/>
               </w:rPr>
-              <w:t>Pháo đỏ H7→F7 di chuyển</w:t>
+              <w:t>Pháo đỏ H7-&gt;F7 di chuyển</w:t>
             </w:r>
           </w:p>
         </w:tc>
@@ -8035,7 +8026,7 @@
                 <w:color w:val="212529"/>
                 <w:sz w:val="18"/>
               </w:rPr>
-              <w:t>❌ Worst-case tệ hơn</w:t>
+              <w:t>Không đạt Worst-case tệ hơn</w:t>
             </w:r>
           </w:p>
         </w:tc>
@@ -8070,7 +8061,7 @@
           <w:color w:val="212529"/>
           <w:sz w:val="22"/>
         </w:rPr>
-        <w:t>📷 *\[Hình chụp bàn cờ với mũi tên Pháo H7→H0\]*</w:t>
+        <w:t>Hình: *\[Hình chụp bàn cờ với mũi tên Pháo H7-&gt;H0\]*</w:t>
       </w:r>
     </w:p>
     <w:p>
@@ -8081,7 +8072,7 @@
           <w:color w:val="212529"/>
           <w:sz w:val="22"/>
         </w:rPr>
-        <w:t>Beam Search chọn nước: Pháo H7→H0 ăn Mã đen</w:t>
+        <w:t>Beam Search chọn nước: Pháo H7-&gt;H0 ăn Mã đen</w:t>
       </w:r>
     </w:p>
     <w:tbl>
@@ -8175,7 +8166,7 @@
                 <w:color w:val="212529"/>
                 <w:sz w:val="20"/>
               </w:rPr>
-              <w:t>H7→H0, tức (7,1)→(0,1)</w:t>
+              <w:t>H7-&gt;H0, tức (7,1)-&gt;(0,1)</w:t>
             </w:r>
           </w:p>
         </w:tc>
@@ -8257,7 +8248,7 @@
                 <w:color w:val="212529"/>
                 <w:sz w:val="20"/>
               </w:rPr>
-              <w:t>Pháo đen tại H2 (2,1) — 1 quân chắn hợp lệ</w:t>
+              <w:t>Pháo đen tại H2 (2,1) - 1 quân chắn hợp lệ</w:t>
             </w:r>
           </w:p>
         </w:tc>
@@ -8380,7 +8371,7 @@
                 <w:color w:val="212529"/>
                 <w:sz w:val="20"/>
               </w:rPr>
-              <w:t>−165 (Xe đen I0→H0 ăn lại Pháo đỏ)</w:t>
+              <w:t>−165 (Xe đen I0-&gt;H0 ăn lại Pháo đỏ)</w:t>
             </w:r>
           </w:p>
         </w:tc>
@@ -8402,7 +8393,7 @@
                 <w:color w:val="212529"/>
                 <w:sz w:val="20"/>
               </w:rPr>
-              <w:t>Lý do không chọn B7→B0</w:t>
+              <w:t>Lý do không chọn B7-&gt;B0</w:t>
             </w:r>
           </w:p>
         </w:tc>
@@ -8443,7 +8434,7 @@
                 <w:color w:val="212529"/>
                 <w:sz w:val="20"/>
               </w:rPr>
-              <w:t>Lý do không chọn H7→F7</w:t>
+              <w:t>Lý do không chọn H7-&gt;F7</w:t>
             </w:r>
           </w:p>
         </w:tc>
@@ -8501,7 +8492,7 @@
                 <w:color w:val="1F4D78"/>
                 <w:sz w:val="22"/>
               </w:rPr>
-              <w:t>\boxed{\text{Solution: Pháo H7} \rightarrow \text{H0},\ \text{opp_min_score} \= -165}$$ **Điểm đặc biệt của Beam Search:** Không chọn theo điểm tức thời (score Pha 1 \= 290), mà chọn theo worst-case sau phản công của Địch. Beam 1 và Beam 2 cùng `score=290` và `opp_min=−165`, nhưng Beam Search phân biệt được qua **thứ tự gặp trước** — đây là điểm khác biệt so với Greedy và Hill Climbing. # **2.5. AND-OR Search** AND-OR Search là thuật toán tìm kiếm trong môi trường đối kháng, mô hình hóa bài toán thành 2 loại node: * **OR node (Ta):** Ta chủ động chọn **1 nước đi tốt nhất** * **AND node (Địch):** Địch có thể phản công **tất cả** các nước → Ta phải chịu nước tệ nhất \text{guaranteed_score}(\text{OR node}) \= \min_{\text{opp_move}} \text{us_score}(\text{opp_move})$$</w:t>
+              <w:t>\boxed{\text{Solution: Pháo H7} \rightarrow \text{H0},\ \text{opp_min_score} \= -165}$$ **Điểm đặc biệt của Beam Search:** Không chọn theo điểm tức thời (score Pha 1 \= 290), mà chọn theo worst-case sau phản công của Địch. Beam 1 và Beam 2 cùng `score=290` và `opp_min=−165`, nhưng Beam Search phân biệt được qua **thứ tự gặp trước** - đây là điểm khác biệt so với Greedy và Hill Climbing. # **2.5. AND-OR Search** AND-OR Search là thuật toán tìm kiếm trong môi trường đối kháng, mô hình hóa bài toán thành 2 loại node: * **OR node (Ta):** Ta chủ động chọn **1 nước đi tốt nhất** * **AND node (Địch):** Địch có thể phản công **tất cả** các nước -&gt; Ta phải chịu nước tệ nhất \text{guaranteed_score}(\text{OR node}) \= \min_{\text{opp_move}} \text{us_score}(\text{opp_move})$$</w:t>
             </w:r>
           </w:p>
         </w:tc>
@@ -8532,7 +8523,7 @@
           <w:color w:val="212529"/>
           <w:sz w:val="22"/>
         </w:rPr>
-        <w:t xml:space="preserve"> — tức là nước đi đảm bảo kết quả tốt nhất </w:t>
+        <w:t xml:space="preserve"> - tức là nước đi đảm bảo kết quả tốt nhất </w:t>
       </w:r>
       <w:r>
         <w:rPr>
@@ -8580,7 +8571,7 @@
           <w:color w:val="212529"/>
           <w:sz w:val="22"/>
         </w:rPr>
-        <w:t>📷 *\[Hình chụp bàn cờ khai cuộc — Board() mặc định, Đỏ đi trước\]*</w:t>
+        <w:t>Hình: *\[Hình chụp bàn cờ khai cuộc - Board() mặc định, Đỏ đi trước\]*</w:t>
       </w:r>
     </w:p>
     <w:p>
@@ -8652,7 +8643,7 @@
           <w:color w:val="212529"/>
           <w:sz w:val="22"/>
         </w:rPr>
-        <w:t xml:space="preserve">⚠️ </w:t>
+        <w:t xml:space="preserve">Lưu ý: </w:t>
       </w:r>
       <w:r>
         <w:rPr>
@@ -8674,7 +8665,7 @@
           <w:color w:val="212529"/>
           <w:sz w:val="22"/>
         </w:rPr>
-        <w:t>Cạnh dưới: A B C D E F G H I (cột, phải→trái)</w:t>
+        <w:t>Cạnh dưới: A B C D E F G H I (cột, phải-&gt;trái)</w:t>
       </w:r>
     </w:p>
     <w:p>
@@ -8687,7 +8678,7 @@
           <w:color w:val="212529"/>
           <w:sz w:val="22"/>
         </w:rPr>
-        <w:t>Cạnh phải: 0 1 2 3 4 5 6 7 8 9 (hàng, trên→dưới)</w:t>
+        <w:t>Cạnh phải: 0 1 2 3 4 5 6 7 8 9 (hàng, trên-&gt;dưới)</w:t>
       </w:r>
     </w:p>
     <w:p>
@@ -8700,7 +8691,7 @@
           <w:color w:val="212529"/>
           <w:sz w:val="22"/>
         </w:rPr>
-        <w:t xml:space="preserve">Ví dụ: H7 \= cột H, hàng 7 → tọa độ nội bộ </w:t>
+        <w:t xml:space="preserve">Ví dụ: H7 \= cột H, hàng 7 -&gt; tọa độ nội bộ </w:t>
       </w:r>
       <w:r>
         <w:rPr>
@@ -9129,7 +9120,7 @@
           <w:color w:val="212529"/>
           <w:sz w:val="22"/>
         </w:rPr>
-        <w:t>Root (OR) → Ta chọn 1 trong legal_moves\[:10\]</w:t>
+        <w:t>Root (OR) -&gt; Ta chọn 1 trong legal_moves\[:10\]</w:t>
       </w:r>
     </w:p>
     <w:p>
@@ -9149,7 +9140,7 @@
           <w:color w:val="212529"/>
           <w:sz w:val="22"/>
         </w:rPr>
-        <w:t>AND nodes → Địch duyệt TẤT CẢ phản công (\~44 nước)</w:t>
+        <w:t>AND nodes -&gt; Địch duyệt TẤT CẢ phản công (\~44 nước)</w:t>
       </w:r>
     </w:p>
     <w:p>
@@ -9355,7 +9346,7 @@
                 <w:color w:val="1F4D78"/>
                 <w:sz w:val="22"/>
               </w:rPr>
-              <w:t>\text{best_move} \= \arg\max_{\text{OR node} \in \text{legal_moves\[:10\]}} \min_{\text{opp_move}} \text{us_score}(\text{opp_move})$$ **Điều kiện cập nhật trong code:** if worst_case_score \&gt; best_guaranteed_score: best_guaranteed_score \= worst_case_score best_move \= (from_pos, to_pos) --- ## **3\. Các bước tìm ra solution (chạy tay)** Thuật toán duyệt tối đa **10 OR nodes** (sau `random.shuffle()`). Mỗi OR node mở rộng **toàn bộ nước phản công của Địch** (AND nodes) để tìm `worst_case_score = min(us_score)`. --- ### **OR node 1: Tượng C9→A7** Ta thử đi Tượng đỏ C9→A7. `worst_case_score` khởi tạo \= `+∞`. Địch duyệt toàn bộ phản công (\~44 nước), tìm `us_score` nhỏ nhất: | Path | Node type | `us_score` | `worst_case_score` | Quyết định | | ----- | ----- | ----- | ----- | ----- | | Tượng C9→A7 › **Pháo B2→B9 ăn Mã đỏ** | AND | **−292** | \+∞ → **−292** | Cập nhật worst-case | | Tượng C9→A7 › *(các nước Địch khác)* | AND | \&gt; −292 | −292 | Giữ nguyên | **Tại sao `us_score = −292` khi Pháo B2→B9 ăn Mã đỏ?** Mã đỏ bị Pháo đen ăn → Red mất: 300 (material) \+ PST_KNIGHT_RED tại vị trí đó → evaluate_board giảm \~292 so với trạng thái ban đầu → us_score ≈ −292 **Kết quả OR node 1:** worst_case_score \= −292 \&gt; −∞ \= best_guaranteed_score → CẬP NHẬT: best_guaranteed_score \= −292, best_move \= Tượng C9→A7 --- ### **OR node 2: *(OR node ngẫu nhiên)*** Địch tìm được phản công tệ hơn cho Ta: | Path | Node type | `us_score` | `worst_case_score` | Quyết định | | ----- | ----- | ----- | ----- | ----- | | OR node 2 › *(AND response tệ nhất)* | AND | \&lt; −292 | \&lt; −292 | worst-case tệ hơn node 1 | worst_case_score \&lt; −292 \= best_guaranteed_score → KHÔNG CẬP NHẬT --- ### **OR node 3: Mã H9→G7** | Path | Node type | `us_score` | `worst_case_score` | Quyết định | | ----- | ----- | ----- | ----- | ----- | | Mã H9→G7 › **Pháo B2→B9 ăn Mã đỏ** | AND | **−285** | \+∞ → **−285** | Cập nhật worst-case | | Mã H9→G7 › *(các nước Địch khác)* | AND | \&gt; −285 | −285 | Giữ nguyên | worst_case_score \= −285 \&gt; −292 \= best_guaranteed_score → CẬP NHẬT: best_guaranteed_score \= −285, best_move \= Mã H9→G7 --- ### **OR node 4, 5, 6: *(không cập nhật)*** worst_case_score \&lt; −285 với cả 3 node → KHÔNG CẬP NHẬT --- ### **OR node 7: Pháo B7→E7** | Path | Node type | `us_score` | `worst_case_score` | Quyết định | | ----- | ----- | ----- | ----- | ----- | | Pháo B7→E7 › **Pháo H2→H9 ăn Mã đỏ** | AND | **−280** | \+∞ → **−280** | Cập nhật worst-case | | Pháo B7→E7 › *(các nước Địch khác)* | AND | \&gt; −280 | −280 | Giữ nguyên | worst_case_score \= −280 \&gt; −285 \= best_guaranteed_score → CẬP NHẬT: best_guaranteed_score \= −280, best_move \= Pháo B7→E7 --- ### **OR node 8, 9: *(không cập nhật)*** worst_case_score \&lt; −280 với cả 2 node → KHÔNG CẬP NHẬT --- ### **OR node 10: Pháo H7→H0 ăn Mã đen *(node quyết định)*** Ta thử Pháo đỏ H7→H0, ăn Mã đen tại H0. **Tính điểm các quân liên quan:** Mã đen H0 tại (row=0, col=1): → PST mirror: mr \= 9−0 \= 9, mc \= 8−1 \= 7 → PST_KNIGHT_RED\[9\]\[7\] \= −5 → Giá trị Mã đen \= 300 \+ (−5) \= 295 Pháo đỏ H7 tại (row=7, col=1): → PST_CANNON_RED\[7\]\[1\] \= 5 → Giá trị Pháo đỏ \= 450 \+ 5 \= 455 Sau H7→H0: Đỏ ăn Mã đen (+295), Pháo đỏ di chuyển sang H0 Địch duyệt toàn bộ phản công, tìm `us_score` nhỏ nhất: | Path | Node type | `us_score` | `worst_case_score` | Quyết định | | ----- | ----- | ----- | ----- | ----- | | H7→H0 ăn Mã đen › **Xe I0→H0 ăn Pháo đỏ** | AND | **−165** | \+∞ → **−165** | Cập nhật worst-case | | H7→H0 ăn Mã đen › Mã B0→C2 | AND | \&gt; −165 | −165 | Giữ nguyên | | H7→H0 ăn Mã đen › Tướng E0→E1 | AND | \&gt; −165 | −165 | Giữ nguyên | | H7→H0 ăn Mã đen › *(các nước Địch khác)* | AND | \&gt; −165 | −165 | Giữ nguyên | **Tại sao `us_score = −165` khi Xe I0→H0 ăn Pháo đỏ?** Đỏ vừa ăn Mã đen (+295 điểm cho Đỏ) Xe Địch ăn lại Pháo đỏ → Đỏ mất Pháo (−455) Chênh lệch thuần: \+295 − 455 \= −160 (±PST bonus nhỏ tại vị trí H0) → evaluate_board ≈ điểm ban đầu − 165 → us_score \= −165 **Kết quả OR node 10:** worst_case_score \= −165 \&gt; −280 \= best_guaranteed_score → CẬP NHẬT: best_guaranteed_score \= −165, best_move \= Pháo H7→H0 --- ### **Tổng kết quá trình cập nhật** OR node 1:  worst_case=−292 \&gt; −∞   → CẬP NHẬT best=−292, move=Tượng C9→A7 OR node 3:  worst_case=−285 \&gt; −292 → CẬP NHẬT best=−285, move=Mã H9→G7 OR node 7:  worst_case=−280 \&gt; −285 → CẬP NHẬT best=−280, move=Pháo B7→E7 OR node 10: worst_case=−165 \&gt; −280 → CẬP NHẬT best=−165, move=Pháo H7→H0 --- ## **4\. Kết luận Solution** 📷 *\[Hình chụp bàn cờ với mũi tên Pháo H7→H0\]* **AND-OR Search chọn nước: Pháo H7→H0 ăn Mã đen** |  | Chi tiết | | ----- | ----- | | **Nước đi** | H7→H0 | | **Quân di chuyển** | Pháo đỏ tại H7 `(row=7, col=1)` | | **Mục tiêu** | Mã đen tại H0 `(row=0, col=1)` | | **Tính hợp lệ** | Pháo ăn được Mã vì có đúng 1 quân chắn ở giữa | | **Phản công tệ nhất** | Xe I0→H0 ăn lại Pháo đỏ | | **Guaranteed score** | −165 (cao nhất trong 10 OR nodes) | | **Ý nghĩa** | Dù Địch phản công tối ưu, Ta chỉ thiệt −165 | \boxed{\text{Solution: Pháo H7} \rightarrow \text{H0},\ \text{best_guaranteed_score} \= -165}$$</w:t>
+              <w:t>\text{best_move} \= \arg\max_{\text{OR node} \in \text{legal_moves\[:10\]}} \min_{\text{opp_move}} \text{us_score}(\text{opp_move})$$ **Điều kiện cập nhật trong code:** if worst_case_score \&gt; best_guaranteed_score: best_guaranteed_score \= worst_case_score best_move \= (from_pos, to_pos) --- ## **3\. Các bước tìm ra solution (chạy tay)** Thuật toán duyệt tối đa **10 OR nodes** (sau `random.shuffle()`). Mỗi OR node mở rộng **toàn bộ nước phản công của Địch** (AND nodes) để tìm `worst_case_score = min(us_score)`. --- ### **OR node 1: Tượng C9-&gt;A7** Ta thử đi Tượng đỏ C9-&gt;A7. `worst_case_score` khởi tạo \= `+∞`. Địch duyệt toàn bộ phản công (\~44 nước), tìm `us_score` nhỏ nhất: | Path | Node type | `us_score` | `worst_case_score` | Quyết định | | ----- | ----- | ----- | ----- | ----- | | Tượng C9-&gt;A7 › **Pháo B2-&gt;B9 ăn Mã đỏ** | AND | **−292** | \+∞ -&gt; **−292** | Cập nhật worst-case | | Tượng C9-&gt;A7 › *(các nước Địch khác)* | AND | \&gt; −292 | −292 | Giữ nguyên | **Tại sao `us_score = −292` khi Pháo B2-&gt;B9 ăn Mã đỏ?** Mã đỏ bị Pháo đen ăn -&gt; Red mất: 300 (material) \+ PST_KNIGHT_RED tại vị trí đó -&gt; evaluate_board giảm \~292 so với trạng thái ban đầu -&gt; us_score ≈ −292 **Kết quả OR node 1:** worst_case_score \= −292 \&gt; −∞ \= best_guaranteed_score -&gt; CẬP NHẬT: best_guaranteed_score \= −292, best_move \= Tượng C9-&gt;A7 --- ### **OR node 2: *(OR node ngẫu nhiên)*** Địch tìm được phản công tệ hơn cho Ta: | Path | Node type | `us_score` | `worst_case_score` | Quyết định | | ----- | ----- | ----- | ----- | ----- | | OR node 2 › *(AND response tệ nhất)* | AND | \&lt; −292 | \&lt; −292 | worst-case tệ hơn node 1 | worst_case_score \&lt; −292 \= best_guaranteed_score -&gt; KHÔNG CẬP NHẬT --- ### **OR node 3: Mã H9-&gt;G7** | Path | Node type | `us_score` | `worst_case_score` | Quyết định | | ----- | ----- | ----- | ----- | ----- | | Mã H9-&gt;G7 › **Pháo B2-&gt;B9 ăn Mã đỏ** | AND | **−285** | \+∞ -&gt; **−285** | Cập nhật worst-case | | Mã H9-&gt;G7 › *(các nước Địch khác)* | AND | \&gt; −285 | −285 | Giữ nguyên | worst_case_score \= −285 \&gt; −292 \= best_guaranteed_score -&gt; CẬP NHẬT: best_guaranteed_score \= −285, best_move \= Mã H9-&gt;G7 --- ### **OR node 4, 5, 6: *(không cập nhật)*** worst_case_score \&lt; −285 với cả 3 node -&gt; KHÔNG CẬP NHẬT --- ### **OR node 7: Pháo B7-&gt;E7** | Path | Node type | `us_score` | `worst_case_score` | Quyết định | | ----- | ----- | ----- | ----- | ----- | | Pháo B7-&gt;E7 › **Pháo H2-&gt;H9 ăn Mã đỏ** | AND | **−280** | \+∞ -&gt; **−280** | Cập nhật worst-case | | Pháo B7-&gt;E7 › *(các nước Địch khác)* | AND | \&gt; −280 | −280 | Giữ nguyên | worst_case_score \= −280 \&gt; −285 \= best_guaranteed_score -&gt; CẬP NHẬT: best_guaranteed_score \= −280, best_move \= Pháo B7-&gt;E7 --- ### **OR node 8, 9: *(không cập nhật)*** worst_case_score \&lt; −280 với cả 2 node -&gt; KHÔNG CẬP NHẬT --- ### **OR node 10: Pháo H7-&gt;H0 ăn Mã đen *(node quyết định)*** Ta thử Pháo đỏ H7-&gt;H0, ăn Mã đen tại H0. **Tính điểm các quân liên quan:** Mã đen H0 tại (row=0, col=1): -&gt; PST mirror: mr \= 9−0 \= 9, mc \= 8−1 \= 7 -&gt; PST_KNIGHT_RED\[9\]\[7\] \= −5 -&gt; Giá trị Mã đen \= 300 \+ (−5) \= 295 Pháo đỏ H7 tại (row=7, col=1): -&gt; PST_CANNON_RED\[7\]\[1\] \= 5 -&gt; Giá trị Pháo đỏ \= 450 \+ 5 \= 455 Sau H7-&gt;H0: Đỏ ăn Mã đen (+295), Pháo đỏ di chuyển sang H0 Địch duyệt toàn bộ phản công, tìm `us_score` nhỏ nhất: | Path | Node type | `us_score` | `worst_case_score` | Quyết định | | ----- | ----- | ----- | ----- | ----- | | H7-&gt;H0 ăn Mã đen › **Xe I0-&gt;H0 ăn Pháo đỏ** | AND | **−165** | \+∞ -&gt; **−165** | Cập nhật worst-case | | H7-&gt;H0 ăn Mã đen › Mã B0-&gt;C2 | AND | \&gt; −165 | −165 | Giữ nguyên | | H7-&gt;H0 ăn Mã đen › Tướng E0-&gt;E1 | AND | \&gt; −165 | −165 | Giữ nguyên | | H7-&gt;H0 ăn Mã đen › *(các nước Địch khác)* | AND | \&gt; −165 | −165 | Giữ nguyên | **Tại sao `us_score = −165` khi Xe I0-&gt;H0 ăn Pháo đỏ?** Đỏ vừa ăn Mã đen (+295 điểm cho Đỏ) Xe Địch ăn lại Pháo đỏ -&gt; Đỏ mất Pháo (−455) Chênh lệch thuần: \+295 − 455 \= −160 (±PST bonus nhỏ tại vị trí H0) -&gt; evaluate_board ≈ điểm ban đầu − 165 -&gt; us_score \= −165 **Kết quả OR node 10:** worst_case_score \= −165 \&gt; −280 \= best_guaranteed_score -&gt; CẬP NHẬT: best_guaranteed_score \= −165, best_move \= Pháo H7-&gt;H0 --- ### **Tổng kết quá trình cập nhật** OR node 1:  worst_case=−292 \&gt; −∞   -&gt; CẬP NHẬT best=−292, move=Tượng C9-&gt;A7 OR node 3:  worst_case=−285 \&gt; −292 -&gt; CẬP NHẬT best=−285, move=Mã H9-&gt;G7 OR node 7:  worst_case=−280 \&gt; −285 -&gt; CẬP NHẬT best=−280, move=Pháo B7-&gt;E7 OR node 10: worst_case=−165 \&gt; −280 -&gt; CẬP NHẬT best=−165, move=Pháo H7-&gt;H0 --- ## **4\. Kết luận Solution** Hình: *\[Hình chụp bàn cờ với mũi tên Pháo H7-&gt;H0\]* **AND-OR Search chọn nước: Pháo H7-&gt;H0 ăn Mã đen** |  | Chi tiết | | ----- | ----- | | **Nước đi** | H7-&gt;H0 | | **Quân di chuyển** | Pháo đỏ tại H7 `(row=7, col=1)` | | **Mục tiêu** | Mã đen tại H0 `(row=0, col=1)` | | **Tính hợp lệ** | Pháo ăn được Mã vì có đúng 1 quân chắn ở giữa | | **Phản công tệ nhất** | Xe I0-&gt;H0 ăn lại Pháo đỏ | | **Guaranteed score** | −165 (cao nhất trong 10 OR nodes) | | **Ý nghĩa** | Dù Địch phản công tối ưu, Ta chỉ thiệt −165 | \boxed{\text{Solution: Pháo H7} \rightarrow \text{H0},\ \text{best_guaranteed_score} \= -165}$$</w:t>
             </w:r>
           </w:p>
         </w:tc>
@@ -9667,7 +9658,7 @@
                 <w:color w:val="212529"/>
                 <w:sz w:val="20"/>
               </w:rPr>
-              <w:t>Pháo H7→H0</w:t>
+              <w:t>Pháo H7-&gt;H0</w:t>
             </w:r>
           </w:p>
         </w:tc>
@@ -9686,7 +9677,7 @@
                 <w:color w:val="212529"/>
                 <w:sz w:val="20"/>
               </w:rPr>
-              <w:t>Pháo H7→H0</w:t>
+              <w:t>Pháo H7-&gt;H0</w:t>
             </w:r>
           </w:p>
         </w:tc>
@@ -9798,7 +9789,7 @@
                 <w:color w:val="1F4D78"/>
                 <w:sz w:val="22"/>
               </w:rPr>
-              <w:t>\text{conflicts} \= \text{get_threats_count}(\text{board}, \text{color})$$ Số quân của ta đang bị đe dọa (có thể bị ăn ngay lượt tiếp theo của Địch). --- ## **1\. Trạng thái bắt đầu (Initial State)** 📷 *\[Hình chụp bàn cờ khai cuộc — Board() mặc định, Đỏ đi trước\]* **Hàm sử dụng:** `min_conflicts_move(board, recorder=None)` trong `ai/level5.py` **Bàn cờ:** Board() mặc định, 32 quân đúng vị trí, Đỏ đi trước. ⚠️ **Quy ước tọa độ:** * Cạnh dưới: A B C D E F G H I (cột, phải→trái) * Cạnh phải: 0 1 2 3 4 5 6 7 8 9 (hàng, trên→dưới) * Ví dụ: H7 \= cột H, hàng 7 **Cấu trúc dữ liệu khởi tạo:** | Biến | Giá trị ban đầu | Ý nghĩa | | ----- | ----- | ----- | | `color` | `board.turn` (Đỏ) | Màu quân AI | | `legal_moves` | \~44 nước | Danh sách nước đi hợp lệ | | `current_conflicts` | `get_threats_count(board, "red")` \= **2** | Số xung đột hiện tại trước khi đi | | `best_move` | `legal_moves[0]` | Nước tốt nhất tìm được | | `min_conflicts` | `float("inf")` (+∞) | Số xung đột nhỏ nhất tìm được | | `best_score` | `float("-inf")` (−∞) | Score tốt nhất trong nhóm `min_conflicts` | **Luồng đánh giá mỗi nước đi:** Với mỗi nước đi trong legal_moves: 1\. Mô phỏng nước đi trên bàn cờ tạm 2\. conflicts_after \= get_threats_count(board_temp, color) 3\. score         \= get_perspective_score(board_temp, color) 4\. So sánh và cập nhật best **Tiêu chí chọn nước tốt nhất (ưu tiên theo thứ tự):** Ưu tiên 1: conflicts_after \&lt; min_conflicts           → CẬP NHẬT Ưu tiên 2: conflicts_after \== min_conflicts VÀ score \&gt; best_score                     → CẬP NHẬT Còn lại:                                             → Bỏ qua --- ## **2\. Trạng thái mục tiêu (Goal State)** Thuật toán **dừng** sau khi duyệt hết `legal_moves`. Nước được chọn là `best_move` thỏa mãn: \text{best_move} \= \arg\min_{\text{move}} \text{conflicts_after}(\text{move}), \quad \text{tie-break: } \arg\max \text{ score}$$</w:t>
+              <w:t>\text{conflicts} \= \text{get_threats_count}(\text{board}, \text{color})$$ Số quân của ta đang bị đe dọa (có thể bị ăn ngay lượt tiếp theo của Địch). --- ## **1\. Trạng thái bắt đầu (Initial State)** Hình: *\[Hình chụp bàn cờ khai cuộc - Board() mặc định, Đỏ đi trước\]* **Hàm sử dụng:** `min_conflicts_move(board, recorder=None)` trong `ai/level5.py` **Bàn cờ:** Board() mặc định, 32 quân đúng vị trí, Đỏ đi trước. Lưu ý: **Quy ước tọa độ:** * Cạnh dưới: A B C D E F G H I (cột, phải-&gt;trái) * Cạnh phải: 0 1 2 3 4 5 6 7 8 9 (hàng, trên-&gt;dưới) * Ví dụ: H7 \= cột H, hàng 7 **Cấu trúc dữ liệu khởi tạo:** | Biến | Giá trị ban đầu | Ý nghĩa | | ----- | ----- | ----- | | `color` | `board.turn` (Đỏ) | Màu quân AI | | `legal_moves` | \~44 nước | Danh sách nước đi hợp lệ | | `current_conflicts` | `get_threats_count(board, "red")` \= **2** | Số xung đột hiện tại trước khi đi | | `best_move` | `legal_moves[0]` | Nước tốt nhất tìm được | | `min_conflicts` | `float("inf")` (+∞) | Số xung đột nhỏ nhất tìm được | | `best_score` | `float("-inf")` (−∞) | Score tốt nhất trong nhóm `min_conflicts` | **Luồng đánh giá mỗi nước đi:** Với mỗi nước đi trong legal_moves: 1\. Mô phỏng nước đi trên bàn cờ tạm 2\. conflicts_after \= get_threats_count(board_temp, color) 3\. score         \= get_perspective_score(board_temp, color) 4\. So sánh và cập nhật best **Tiêu chí chọn nước tốt nhất (ưu tiên theo thứ tự):** Ưu tiên 1: conflicts_after \&lt; min_conflicts           -&gt; CẬP NHẬT Ưu tiên 2: conflicts_after \== min_conflicts VÀ score \&gt; best_score                     -&gt; CẬP NHẬT Còn lại:                                             -&gt; Bỏ qua --- ## **2\. Trạng thái mục tiêu (Goal State)** Thuật toán **dừng** sau khi duyệt hết `legal_moves`. Nước được chọn là `best_move` thỏa mãn: \text{best_move} \= \arg\min_{\text{move}} \text{conflicts_after}(\text{move}), \quad \text{tie-break: } \arg\max \text{ score}$$</w:t>
             </w:r>
           </w:p>
         </w:tc>
@@ -10154,7 +10145,7 @@
                 <w:color w:val="212529"/>
                 <w:sz w:val="18"/>
               </w:rPr>
-              <w:t>—</w:t>
+              <w:t>-</w:t>
             </w:r>
           </w:p>
         </w:tc>
@@ -10192,7 +10183,7 @@
                 <w:color w:val="212529"/>
                 <w:sz w:val="18"/>
               </w:rPr>
-              <w:t>—</w:t>
+              <w:t>-</w:t>
             </w:r>
           </w:p>
         </w:tc>
@@ -10232,7 +10223,7 @@
                 <w:color w:val="212529"/>
                 <w:sz w:val="18"/>
               </w:rPr>
-              <w:t>Pháo B7→E7</w:t>
+              <w:t>Pháo B7-&gt;E7</w:t>
             </w:r>
           </w:p>
         </w:tc>
@@ -10251,7 +10242,7 @@
                 <w:color w:val="212529"/>
                 <w:sz w:val="18"/>
               </w:rPr>
-              <w:t>conflicts_after=1 &lt; +∞ → thỏa ưu tiên 1; score=10</w:t>
+              <w:t>conflicts_after=1 &lt; +∞ -&gt; thỏa ưu tiên 1; score=10</w:t>
             </w:r>
           </w:p>
         </w:tc>
@@ -10270,7 +10261,7 @@
                 <w:color w:val="212529"/>
                 <w:sz w:val="18"/>
               </w:rPr>
-              <w:t>✅ Cập nhật: min=1, score=10, best=Pháo B7→E7</w:t>
+              <w:t>Đạt Cập nhật: min=1, score=10, best=Pháo B7-&gt;E7</w:t>
             </w:r>
           </w:p>
         </w:tc>
@@ -10310,7 +10301,7 @@
                 <w:color w:val="212529"/>
                 <w:sz w:val="18"/>
               </w:rPr>
-              <w:t>Pháo B7→F7</w:t>
+              <w:t>Pháo B7-&gt;F7</w:t>
             </w:r>
           </w:p>
         </w:tc>
@@ -10329,7 +10320,7 @@
                 <w:color w:val="212529"/>
                 <w:sz w:val="18"/>
               </w:rPr>
-              <w:t>conflicts_after=1 = 1 → xét ưu tiên 2; score=10 không &gt; 10</w:t>
+              <w:t>conflicts_after=1 = 1 -&gt; xét ưu tiên 2; score=10 không &gt; 10</w:t>
             </w:r>
           </w:p>
         </w:tc>
@@ -10348,7 +10339,7 @@
                 <w:color w:val="212529"/>
                 <w:sz w:val="18"/>
               </w:rPr>
-              <w:t>❌ Giữ nguyên</w:t>
+              <w:t>Không đạt Giữ nguyên</w:t>
             </w:r>
           </w:p>
         </w:tc>
@@ -10388,7 +10379,7 @@
                 <w:color w:val="212529"/>
                 <w:sz w:val="18"/>
               </w:rPr>
-              <w:t>Pháo B7→D7</w:t>
+              <w:t>Pháo B7-&gt;D7</w:t>
             </w:r>
           </w:p>
         </w:tc>
@@ -10407,7 +10398,7 @@
                 <w:color w:val="212529"/>
                 <w:sz w:val="18"/>
               </w:rPr>
-              <w:t>conflicts_after=1 = 1 → xét ưu tiên 2; score=10 không &gt; 10</w:t>
+              <w:t>conflicts_after=1 = 1 -&gt; xét ưu tiên 2; score=10 không &gt; 10</w:t>
             </w:r>
           </w:p>
         </w:tc>
@@ -10426,7 +10417,7 @@
                 <w:color w:val="212529"/>
                 <w:sz w:val="18"/>
               </w:rPr>
-              <w:t>❌ Giữ nguyên</w:t>
+              <w:t>Không đạt Giữ nguyên</w:t>
             </w:r>
           </w:p>
         </w:tc>
@@ -10447,7 +10438,7 @@
                 <w:color w:val="212529"/>
                 <w:sz w:val="18"/>
               </w:rPr>
-              <w:t>4–6</w:t>
+              <w:t>4-6</w:t>
             </w:r>
           </w:p>
         </w:tc>
@@ -10504,7 +10495,7 @@
                 <w:color w:val="212529"/>
                 <w:sz w:val="18"/>
               </w:rPr>
-              <w:t>❌ Giữ nguyên</w:t>
+              <w:t>Không đạt Giữ nguyên</w:t>
             </w:r>
           </w:p>
         </w:tc>
@@ -10544,7 +10535,7 @@
                 <w:color w:val="212529"/>
                 <w:sz w:val="18"/>
               </w:rPr>
-              <w:t>Mã H9→G7</w:t>
+              <w:t>Mã H9-&gt;G7</w:t>
             </w:r>
           </w:p>
         </w:tc>
@@ -10563,7 +10554,7 @@
                 <w:color w:val="212529"/>
                 <w:sz w:val="18"/>
               </w:rPr>
-              <w:t>conflicts_after=1 = 1 → xét ưu tiên 2; score=5 &lt; 10</w:t>
+              <w:t>conflicts_after=1 = 1 -&gt; xét ưu tiên 2; score=5 &lt; 10</w:t>
             </w:r>
           </w:p>
         </w:tc>
@@ -10582,7 +10573,7 @@
                 <w:color w:val="212529"/>
                 <w:sz w:val="18"/>
               </w:rPr>
-              <w:t>❌ Giữ nguyên</w:t>
+              <w:t>Không đạt Giữ nguyên</w:t>
             </w:r>
           </w:p>
         </w:tc>
@@ -10603,7 +10594,7 @@
                 <w:color w:val="212529"/>
                 <w:sz w:val="18"/>
               </w:rPr>
-              <w:t>8–44</w:t>
+              <w:t>8-44</w:t>
             </w:r>
           </w:p>
         </w:tc>
@@ -10660,7 +10651,7 @@
                 <w:color w:val="212529"/>
                 <w:sz w:val="18"/>
               </w:rPr>
-              <w:t>❌ Giữ nguyên</w:t>
+              <w:t>Không đạt Giữ nguyên</w:t>
             </w:r>
           </w:p>
         </w:tc>
@@ -10685,7 +10676,7 @@
           <w:color w:val="212529"/>
           <w:sz w:val="22"/>
         </w:rPr>
-        <w:t>Bước 1:  conflicts=1 \&lt; \+∞         → CẬP NHẬT best_move=Pháo B7→E7, min=1, score=10</w:t>
+        <w:t>Bước 1:  conflicts=1 \&lt; \+∞         -&gt; CẬP NHẬT best_move=Pháo B7-&gt;E7, min=1, score=10</w:t>
       </w:r>
     </w:p>
     <w:p>
@@ -10695,7 +10686,7 @@
           <w:color w:val="212529"/>
           <w:sz w:val="22"/>
         </w:rPr>
-        <w:t>Bước 2:  conflicts=1 \= 1, 10 \= 10 → GIỮ NGUYÊN (score không lớn hơn)</w:t>
+        <w:t>Bước 2:  conflicts=1 \= 1, 10 \= 10 -&gt; GIỮ NGUYÊN (score không lớn hơn)</w:t>
       </w:r>
     </w:p>
     <w:p>
@@ -10705,7 +10696,7 @@
           <w:color w:val="212529"/>
           <w:sz w:val="22"/>
         </w:rPr>
-        <w:t>Bước 3:  conflicts=1 \= 1, 10 \= 10 → GIỮ NGUYÊN</w:t>
+        <w:t>Bước 3:  conflicts=1 \= 1, 10 \= 10 -&gt; GIỮ NGUYÊN</w:t>
       </w:r>
     </w:p>
     <w:p>
@@ -10715,7 +10706,7 @@
           <w:color w:val="212529"/>
           <w:sz w:val="22"/>
         </w:rPr>
-        <w:t>Bước 7:  conflicts=1 \= 1, 5 \&lt; 10  → GIỮ NGUYÊN</w:t>
+        <w:t>Bước 7:  conflicts=1 \= 1, 5 \&lt; 10  -&gt; GIỮ NGUYÊN</w:t>
       </w:r>
     </w:p>
     <w:p>
@@ -10725,7 +10716,7 @@
           <w:color w:val="212529"/>
           <w:sz w:val="22"/>
         </w:rPr>
-        <w:t>Kết thúc: best_move \= Pháo B7→E7</w:t>
+        <w:t>Kết thúc: best_move \= Pháo B7-&gt;E7</w:t>
       </w:r>
     </w:p>
     <w:p>
@@ -10736,7 +10727,7 @@
           <w:color w:val="212529"/>
           <w:sz w:val="22"/>
         </w:rPr>
-        <w:t>Tại sao Pháo B7→E7 thắng?</w:t>
+        <w:t>Tại sao Pháo B7-&gt;E7 thắng?</w:t>
       </w:r>
     </w:p>
     <w:p>
@@ -10756,7 +10747,7 @@
           <w:color w:val="212529"/>
           <w:sz w:val="22"/>
         </w:rPr>
-        <w:t>Sau Pháo B7→E7: conflicts_after \= 1 (giảm còn 1 quân bị đe dọa)</w:t>
+        <w:t>Sau Pháo B7-&gt;E7: conflicts_after \= 1 (giảm còn 1 quân bị đe dọa)</w:t>
       </w:r>
     </w:p>
     <w:p>
@@ -10776,7 +10767,7 @@
           <w:color w:val="212529"/>
           <w:sz w:val="22"/>
         </w:rPr>
-        <w:t>→ Không có nước nào đạt conflicts=0</w:t>
+        <w:t>-&gt; Không có nước nào đạt conflicts=0</w:t>
       </w:r>
     </w:p>
     <w:p>
@@ -10786,7 +10777,7 @@
           <w:color w:val="212529"/>
           <w:sz w:val="22"/>
         </w:rPr>
-        <w:t>→ Trong nhóm conflicts=1: Pháo B7→E7 có score cao nhất (10)</w:t>
+        <w:t>-&gt; Trong nhóm conflicts=1: Pháo B7-&gt;E7 có score cao nhất (10)</w:t>
       </w:r>
     </w:p>
     <w:p>
@@ -10817,7 +10808,7 @@
           <w:color w:val="212529"/>
           <w:sz w:val="22"/>
         </w:rPr>
-        <w:t>📷 *\[Hình chụp bàn cờ với mũi tên Pháo B7→E7\]*</w:t>
+        <w:t>Hình: *\[Hình chụp bàn cờ với mũi tên Pháo B7-&gt;E7\]*</w:t>
       </w:r>
     </w:p>
     <w:p>
@@ -10828,7 +10819,7 @@
           <w:color w:val="212529"/>
           <w:sz w:val="22"/>
         </w:rPr>
-        <w:t>Min-Conflicts chọn nước: Pháo B7→E7</w:t>
+        <w:t>Min-Conflicts chọn nước: Pháo B7-&gt;E7</w:t>
       </w:r>
     </w:p>
     <w:tbl>
@@ -10922,7 +10913,7 @@
                 <w:color w:val="212529"/>
                 <w:sz w:val="20"/>
               </w:rPr>
-              <w:t>B7→E7</w:t>
+              <w:t>B7-&gt;E7</w:t>
             </w:r>
           </w:p>
         </w:tc>
@@ -11166,7 +11157,7 @@
                 <w:color w:val="1F4D78"/>
                 <w:sz w:val="22"/>
               </w:rPr>
-              <w:t>\boxed{\text{Solution: Pháo B7} \rightarrow \text{E7},\ \text{min_conflicts} \= 1,\ \text{score} \= 10}$$ **So sánh Min-Conflicts với AND-OR Search:** |  | AND-OR Search | Min-Conflicts | | ----- | ----- | ----- | | Chiều sâu | 2 lớp (Ta \+ Địch phản công) | 1 lớp (chỉ trạng thái sau nước đi) | | Tiêu chí | Maximize guaranteed worst-case score | Minimize threats, tie-break bằng score | | Số nước xét | 10 OR nodes × \~44 AND responses | \~44 nước (duyệt 1 lần) | | Kết quả | Pháo H7→H0, score \= −165 | Pháo B7→E7, score \= 10 | | Đặc điểm | An toàn hơn (tính cả phản công Địch) | Nhanh hơn, thiên về phòng thủ tức thời | # **2.7. Alpha-Beta Pruning** Alpha-Beta Pruning là cải tiến của Minimax, **cắt tỉa các nhánh không ảnh hưởng đến kết quả** thông qua hai tham số α (giá trị tốt nhất MAX đảm bảo được) và β (giá trị tốt nhất MIN đảm bảo được). Khi `β ≤ α`, nhánh còn lại không cần duyệt. \text{Cắt tỉa khi: } \beta \leq \alpha$$</w:t>
+              <w:t>\boxed{\text{Solution: Pháo B7} \rightarrow \text{E7},\ \text{min_conflicts} \= 1,\ \text{score} \= 10}$$ **So sánh Min-Conflicts với AND-OR Search:** |  | AND-OR Search | Min-Conflicts | | ----- | ----- | ----- | | Chiều sâu | 2 lớp (Ta \+ Địch phản công) | 1 lớp (chỉ trạng thái sau nước đi) | | Tiêu chí | Maximize guaranteed worst-case score | Minimize threats, tie-break bằng score | | Số nước xét | 10 OR nodes × \~44 AND responses | \~44 nước (duyệt 1 lần) | | Kết quả | Pháo H7-&gt;H0, score \= −165 | Pháo B7-&gt;E7, score \= 10 | | Đặc điểm | An toàn hơn (tính cả phản công Địch) | Nhanh hơn, thiên về phòng thủ tức thời | # **2.7. Alpha-Beta Pruning** Alpha-Beta Pruning là cải tiến của Minimax, **cắt tỉa các nhánh không ảnh hưởng đến kết quả** thông qua hai tham số α (giá trị tốt nhất MAX đảm bảo được) và β (giá trị tốt nhất MIN đảm bảo được). Khi `β ≤ α`, nhánh còn lại không cần duyệt. \text{Cắt tỉa khi: } \beta \leq \alpha$$</w:t>
             </w:r>
           </w:p>
         </w:tc>
@@ -11201,7 +11192,7 @@
           <w:color w:val="212529"/>
           <w:sz w:val="22"/>
         </w:rPr>
-        <w:t>📷 *\[Hình chụp bàn cờ khai cuộc — Board() mặc định, Đỏ đi trước\]*</w:t>
+        <w:t>Hình: *\[Hình chụp bàn cờ khai cuộc - Board() mặc định, Đỏ đi trước\]*</w:t>
       </w:r>
     </w:p>
     <w:p>
@@ -11273,7 +11264,7 @@
           <w:color w:val="212529"/>
           <w:sz w:val="22"/>
         </w:rPr>
-        <w:t xml:space="preserve">⚠️ </w:t>
+        <w:t xml:space="preserve">Lưu ý: </w:t>
       </w:r>
       <w:r>
         <w:rPr>
@@ -11295,7 +11286,7 @@
           <w:color w:val="212529"/>
           <w:sz w:val="22"/>
         </w:rPr>
-        <w:t>Cạnh dưới: A B C D E F G H I (cột, phải→trái)</w:t>
+        <w:t>Cạnh dưới: A B C D E F G H I (cột, phải-&gt;trái)</w:t>
       </w:r>
     </w:p>
     <w:p>
@@ -11308,7 +11299,7 @@
           <w:color w:val="212529"/>
           <w:sz w:val="22"/>
         </w:rPr>
-        <w:t>Cạnh phải: 0 1 2 3 4 5 6 7 8 9 (hàng, trên→dưới)</w:t>
+        <w:t>Cạnh phải: 0 1 2 3 4 5 6 7 8 9 (hàng, trên-&gt;dưới)</w:t>
       </w:r>
     </w:p>
     <w:p>
@@ -11874,7 +11865,7 @@
           <w:color w:val="212529"/>
           <w:sz w:val="22"/>
         </w:rPr>
-        <w:t>Root — MAX (Đỏ, depth=4)</w:t>
+        <w:t>Root - MAX (Đỏ, depth=4)</w:t>
       </w:r>
     </w:p>
     <w:p>
@@ -12216,7 +12207,7 @@
                 <w:color w:val="212529"/>
                 <w:sz w:val="20"/>
               </w:rPr>
-              <w:t>Nếu alpha ≥ beta → cắt nhánh MIN còn lại</w:t>
+              <w:t>Nếu alpha ≥ beta -&gt; cắt nhánh MIN còn lại</w:t>
             </w:r>
           </w:p>
         </w:tc>
@@ -12276,7 +12267,7 @@
                 <w:color w:val="212529"/>
                 <w:sz w:val="20"/>
               </w:rPr>
-              <w:t>Nếu beta ≤ alpha → cắt nhánh MAX còn lại</w:t>
+              <w:t>Nếu beta ≤ alpha -&gt; cắt nhánh MAX còn lại</w:t>
             </w:r>
           </w:p>
         </w:tc>
@@ -12410,7 +12401,7 @@
         <w:pStyle w:val="Heading3"/>
       </w:pPr>
       <w:r>
-        <w:t>Nhánh 1: Pháo B7→B0 ăn Mã đen</w:t>
+        <w:t>Nhánh 1: Pháo B7-&gt;B0 ăn Mã đen</w:t>
       </w:r>
     </w:p>
     <w:p>
@@ -12421,7 +12412,7 @@
           <w:color w:val="212529"/>
           <w:sz w:val="22"/>
         </w:rPr>
-        <w:t>Tầng 0 — Root (MAX, Đỏ, depth=4):</w:t>
+        <w:t>Tầng 0 - Root (MAX, Đỏ, depth=4):</w:t>
       </w:r>
       <w:r>
         <w:rPr>
@@ -12437,7 +12428,7 @@
           <w:color w:val="1F4D78"/>
           <w:sz w:val="20"/>
         </w:rPr>
-        <w:t>Pháo B7→B0</w:t>
+        <w:t>Pháo B7-&gt;B0</w:t>
       </w:r>
       <w:r>
         <w:rPr>
@@ -12461,7 +12452,7 @@
           <w:color w:val="212529"/>
           <w:sz w:val="22"/>
         </w:rPr>
-        <w:t xml:space="preserve"> → đi vào MIN depth=3.</w:t>
+        <w:t xml:space="preserve"> -&gt; đi vào MIN depth=3.</w:t>
       </w:r>
     </w:p>
     <w:p>
@@ -12472,7 +12463,7 @@
           <w:color w:val="212529"/>
           <w:sz w:val="22"/>
         </w:rPr>
-        <w:t>Tầng 1 — MIN (Đen, depth=3):</w:t>
+        <w:t>Tầng 1 - MIN (Đen, depth=3):</w:t>
       </w:r>
       <w:r>
         <w:rPr>
@@ -12488,7 +12479,7 @@
           <w:color w:val="1F4D78"/>
           <w:sz w:val="20"/>
         </w:rPr>
-        <w:t>Xe A0→B0</w:t>
+        <w:t>Xe A0-&gt;B0</w:t>
       </w:r>
       <w:r>
         <w:rPr>
@@ -12496,7 +12487,7 @@
           <w:color w:val="212529"/>
           <w:sz w:val="22"/>
         </w:rPr>
-        <w:t xml:space="preserve"> (ăn lại Pháo đỏ). → Đi vào MAX depth=2.</w:t>
+        <w:t xml:space="preserve"> (ăn lại Pháo đỏ). -&gt; Đi vào MAX depth=2.</w:t>
       </w:r>
     </w:p>
     <w:p>
@@ -12507,7 +12498,7 @@
           <w:color w:val="212529"/>
           <w:sz w:val="22"/>
         </w:rPr>
-        <w:t>Tầng 2 — MAX (Đỏ, depth=2):</w:t>
+        <w:t>Tầng 2 - MAX (Đỏ, depth=2):</w:t>
       </w:r>
       <w:r>
         <w:rPr>
@@ -12523,7 +12514,7 @@
           <w:color w:val="1F4D78"/>
           <w:sz w:val="20"/>
         </w:rPr>
-        <w:t>Pháo H7→H0</w:t>
+        <w:t>Pháo H7-&gt;H0</w:t>
       </w:r>
       <w:r>
         <w:rPr>
@@ -12531,7 +12522,7 @@
           <w:color w:val="212529"/>
           <w:sz w:val="22"/>
         </w:rPr>
-        <w:t xml:space="preserve"> (ăn Mã đen). → Đi vào MIN depth=1.</w:t>
+        <w:t xml:space="preserve"> (ăn Mã đen). -&gt; Đi vào MIN depth=1.</w:t>
       </w:r>
     </w:p>
     <w:p>
@@ -12542,7 +12533,7 @@
           <w:color w:val="212529"/>
           <w:sz w:val="22"/>
         </w:rPr>
-        <w:t>Tầng 3 — MIN (Đen, depth=1):</w:t>
+        <w:t>Tầng 3 - MIN (Đen, depth=1):</w:t>
       </w:r>
       <w:r>
         <w:rPr>
@@ -12550,7 +12541,7 @@
           <w:color w:val="212529"/>
           <w:sz w:val="22"/>
         </w:rPr>
-        <w:t xml:space="preserve"> Đây là tầng lá cuối (depth=1 → sau khi đi sẽ gọi </w:t>
+        <w:t xml:space="preserve"> Đây là tầng lá cuối (depth=1 -&gt; sau khi đi sẽ gọi </w:t>
       </w:r>
       <w:r>
         <w:rPr>
@@ -12741,7 +12732,7 @@
                 <w:color w:val="212529"/>
                 <w:sz w:val="18"/>
               </w:rPr>
-              <w:t>B7→B0 › A0→B0 › H7→H0 › Xe I0→H0</w:t>
+              <w:t>B7-&gt;B0 › A0-&gt;B0 › H7-&gt;H0 › Xe I0-&gt;H0</w:t>
             </w:r>
           </w:p>
         </w:tc>
@@ -12817,7 +12808,7 @@
                 <w:color w:val="212529"/>
                 <w:sz w:val="18"/>
               </w:rPr>
-              <w:t>+∞ → −330</w:t>
+              <w:t>+∞ -&gt; −330</w:t>
             </w:r>
           </w:p>
         </w:tc>
@@ -12857,7 +12848,7 @@
                 <w:color w:val="212529"/>
                 <w:sz w:val="18"/>
               </w:rPr>
-              <w:t>B7→B0 › A0→B0 › H7→H0 › Mã B0→B1</w:t>
+              <w:t>B7-&gt;B0 › A0-&gt;B0 › H7-&gt;H0 › Mã B0-&gt;B1</w:t>
             </w:r>
           </w:p>
         </w:tc>
@@ -12952,7 +12943,7 @@
                 <w:color w:val="212529"/>
                 <w:sz w:val="18"/>
               </w:rPr>
-              <w:t>min(−330, 130)=−330 → giữ nguyên</w:t>
+              <w:t>min(−330, 130)=−330 -&gt; giữ nguyên</w:t>
             </w:r>
           </w:p>
         </w:tc>
@@ -12973,7 +12964,7 @@
                 <w:color w:val="212529"/>
                 <w:sz w:val="18"/>
               </w:rPr>
-              <w:t>B7→B0 › A0→B0 › H7→H0 › Tướng E0→E1</w:t>
+              <w:t>B7-&gt;B0 › A0-&gt;B0 › H7-&gt;H0 › Tướng E0-&gt;E1</w:t>
             </w:r>
           </w:p>
         </w:tc>
@@ -13068,7 +13059,7 @@
                 <w:color w:val="212529"/>
                 <w:sz w:val="18"/>
               </w:rPr>
-              <w:t>min(−330, 125)=−330 → giữ nguyên</w:t>
+              <w:t>min(−330, 125)=−330 -&gt; giữ nguyên</w:t>
             </w:r>
           </w:p>
         </w:tc>
@@ -13089,7 +13080,7 @@
                 <w:color w:val="212529"/>
                 <w:sz w:val="18"/>
               </w:rPr>
-              <w:t>B7→B0 › A0→B0 › H7→H0 › *(các nước còn lại)*</w:t>
+              <w:t>B7-&gt;B0 › A0-&gt;B0 › H7-&gt;H0 › *(các nước còn lại)*</w:t>
             </w:r>
           </w:p>
         </w:tc>
@@ -13234,7 +13225,7 @@
           <w:color w:val="212529"/>
           <w:sz w:val="22"/>
         </w:rPr>
-        <w:t>Tầng 2 — MAX nhận −330:</w:t>
+        <w:t>Tầng 2 - MAX nhận −330:</w:t>
       </w:r>
     </w:p>
     <w:p>
@@ -13264,7 +13255,7 @@
           <w:color w:val="212529"/>
           <w:sz w:val="22"/>
         </w:rPr>
-        <w:t>Giả sử không nhánh nào tốt hơn → MAX trả về -330 lên tầng 1 (MIN)</w:t>
+        <w:t>Giả sử không nhánh nào tốt hơn -&gt; MAX trả về -330 lên tầng 1 (MIN)</w:t>
       </w:r>
     </w:p>
     <w:p>
@@ -13275,7 +13266,7 @@
           <w:color w:val="212529"/>
           <w:sz w:val="22"/>
         </w:rPr>
-        <w:t>Tầng 1 — MIN nhận −330 từ nhánh `Xe A0→B0`:</w:t>
+        <w:t>Tầng 1 - MIN nhận −330 từ nhánh `Xe A0-&gt;B0`:</w:t>
       </w:r>
     </w:p>
     <w:p>
@@ -13305,7 +13296,7 @@
           <w:color w:val="212529"/>
           <w:sz w:val="22"/>
         </w:rPr>
-        <w:t>Nếu có nhánh MIN cho giá trị \&lt; -330 → beta giảm thêm</w:t>
+        <w:t>Nếu có nhánh MIN cho giá trị \&lt; -330 -&gt; beta giảm thêm</w:t>
       </w:r>
     </w:p>
     <w:p>
@@ -13315,7 +13306,7 @@
           <w:color w:val="212529"/>
           <w:sz w:val="22"/>
         </w:rPr>
-        <w:t>→ Truyền beta ngược lên root</w:t>
+        <w:t>-&gt; Truyền beta ngược lên root</w:t>
       </w:r>
     </w:p>
     <w:p>
@@ -13326,7 +13317,7 @@
           <w:color w:val="212529"/>
           <w:sz w:val="22"/>
         </w:rPr>
-        <w:t>Tầng 0 — Root MAX nhận giá trị nhánh B7→B0:</w:t>
+        <w:t>Tầng 0 - Root MAX nhận giá trị nhánh B7-&gt;B0:</w:t>
       </w:r>
     </w:p>
     <w:p>
@@ -13336,7 +13327,7 @@
           <w:color w:val="212529"/>
           <w:sz w:val="22"/>
         </w:rPr>
-        <w:t>Giả sử nhánh B7→B0 trả về -330</w:t>
+        <w:t>Giả sử nhánh B7-&gt;B0 trả về -330</w:t>
       </w:r>
     </w:p>
     <w:p>
@@ -13366,7 +13357,7 @@
           <w:color w:val="212529"/>
           <w:sz w:val="22"/>
         </w:rPr>
-        <w:t>→ Tiếp tục xét nhánh tiếp theo (sorted_moves\[1\])</w:t>
+        <w:t>-&gt; Tiếp tục xét nhánh tiếp theo (sorted_moves\[1\])</w:t>
       </w:r>
     </w:p>
     <w:p>
@@ -13387,7 +13378,7 @@
         <w:pStyle w:val="Heading3"/>
       </w:pPr>
       <w:r>
-        <w:t>Nhánh 2: Pháo B7→D7 *(nhánh tốt hơn — solution cuối cùng)*</w:t>
+        <w:t>Nhánh 2: Pháo B7-&gt;D7 *(nhánh tốt hơn - solution cuối cùng)*</w:t>
       </w:r>
     </w:p>
     <w:p>
@@ -13398,7 +13389,7 @@
           <w:color w:val="212529"/>
           <w:sz w:val="22"/>
         </w:rPr>
-        <w:t>Tầng 0 — Root (MAX, Đỏ):</w:t>
+        <w:t>Tầng 0 - Root (MAX, Đỏ):</w:t>
       </w:r>
       <w:r>
         <w:rPr>
@@ -13414,7 +13405,7 @@
           <w:color w:val="1F4D78"/>
           <w:sz w:val="20"/>
         </w:rPr>
-        <w:t>Pháo B7→D7</w:t>
+        <w:t>Pháo B7-&gt;D7</w:t>
       </w:r>
       <w:r>
         <w:rPr>
@@ -13449,7 +13440,7 @@
           <w:color w:val="212529"/>
           <w:sz w:val="22"/>
         </w:rPr>
-        <w:t>Tầng 1 — MIN (Đen, depth=3):</w:t>
+        <w:t>Tầng 1 - MIN (Đen, depth=3):</w:t>
       </w:r>
       <w:r>
         <w:rPr>
@@ -13457,7 +13448,7 @@
           <w:color w:val="212529"/>
           <w:sz w:val="22"/>
         </w:rPr>
-        <w:t xml:space="preserve"> Địch xét tất cả phản công. → MIN trả về giá trị tốt nhất cho Địch (tệ nhất cho Đỏ).</w:t>
+        <w:t xml:space="preserve"> Địch xét tất cả phản công. -&gt; MIN trả về giá trị tốt nhất cho Địch (tệ nhất cho Đỏ).</w:t>
       </w:r>
     </w:p>
     <w:p>
@@ -13667,7 +13658,7 @@
                 <w:color w:val="212529"/>
                 <w:sz w:val="18"/>
               </w:rPr>
-              <w:t>B7→D7 › *(phản công Địch tốt nhất)*</w:t>
+              <w:t>B7-&gt;D7 › *(phản công Địch tốt nhất)*</w:t>
             </w:r>
           </w:p>
         </w:tc>
@@ -13777,7 +13768,7 @@
           <w:color w:val="212529"/>
           <w:sz w:val="22"/>
         </w:rPr>
-        <w:t>Tại Root — so sánh với nhánh 1:</w:t>
+        <w:t>Tại Root - so sánh với nhánh 1:</w:t>
       </w:r>
     </w:p>
     <w:p>
@@ -13787,7 +13778,7 @@
           <w:color w:val="212529"/>
           <w:sz w:val="22"/>
         </w:rPr>
-        <w:t>score(B7→D7) \&gt; -330 \= best_score</w:t>
+        <w:t>score(B7-&gt;D7) \&gt; -330 \= best_score</w:t>
       </w:r>
     </w:p>
     <w:p>
@@ -13797,7 +13788,7 @@
           <w:color w:val="212529"/>
           <w:sz w:val="22"/>
         </w:rPr>
-        <w:t>→ CẬP NHẬT: best_score \= score(B7→D7), best_move \= Pháo B7→D7</w:t>
+        <w:t>-&gt; CẬP NHẬT: best_score \= score(B7-&gt;D7), best_move \= Pháo B7-&gt;D7</w:t>
       </w:r>
     </w:p>
     <w:p>
@@ -13807,7 +13798,7 @@
           <w:color w:val="212529"/>
           <w:sz w:val="22"/>
         </w:rPr>
-        <w:t>→ alpha \= max(-330, score(B7→D7))</w:t>
+        <w:t>-&gt; alpha \= max(-330, score(B7-&gt;D7))</w:t>
       </w:r>
     </w:p>
     <w:p>
@@ -13900,7 +13891,7 @@
           <w:color w:val="212529"/>
           <w:sz w:val="22"/>
         </w:rPr>
-        <w:t>├── Nhánh con 1 → trả về X \&lt; A → beta=X ≤ alpha=A</w:t>
+        <w:t>├── Nhánh con 1 -&gt; trả về X \&lt; A -&gt; beta=X ≤ alpha=A</w:t>
       </w:r>
     </w:p>
     <w:p>
@@ -13910,7 +13901,7 @@
           <w:color w:val="212529"/>
           <w:sz w:val="22"/>
         </w:rPr>
-        <w:t>├── Nhánh con 2 → \[CẮT TỈA — không cần duyệt\]</w:t>
+        <w:t>├── Nhánh con 2 -&gt; \[CẮT TỈA - không cần duyệt\]</w:t>
       </w:r>
     </w:p>
     <w:p>
@@ -13920,7 +13911,7 @@
           <w:color w:val="212529"/>
           <w:sz w:val="22"/>
         </w:rPr>
-        <w:t>└── Nhánh con 3 → \[CẮT TỈA — không cần duyệt\]</w:t>
+        <w:t>└── Nhánh con 3 -&gt; \[CẮT TỈA - không cần duyệt\]</w:t>
       </w:r>
     </w:p>
     <w:p>
@@ -13940,7 +13931,7 @@
           <w:color w:val="212529"/>
           <w:sz w:val="22"/>
         </w:rPr>
-        <w:t>→ Root MAX sẽ không bao giờ chọn nhánh này</w:t>
+        <w:t>-&gt; Root MAX sẽ không bao giờ chọn nhánh này</w:t>
       </w:r>
     </w:p>
     <w:p>
@@ -13950,7 +13941,7 @@
           <w:color w:val="212529"/>
           <w:sz w:val="22"/>
         </w:rPr>
-        <w:t>→ Không cần duyệt thêm</w:t>
+        <w:t>-&gt; Không cần duyệt thêm</w:t>
       </w:r>
     </w:p>
     <w:p>
@@ -13981,7 +13972,7 @@
           <w:color w:val="212529"/>
           <w:sz w:val="22"/>
         </w:rPr>
-        <w:t>📷 *\[Hình chụp bàn cờ với mũi tên Pháo B7→D7\]*</w:t>
+        <w:t>Hình: *\[Hình chụp bàn cờ với mũi tên Pháo B7-&gt;D7\]*</w:t>
       </w:r>
     </w:p>
     <w:p>
@@ -13992,7 +13983,7 @@
           <w:color w:val="212529"/>
           <w:sz w:val="22"/>
         </w:rPr>
-        <w:t>Alpha-Beta Pruning chọn nước: Pháo B7→D7</w:t>
+        <w:t>Alpha-Beta Pruning chọn nước: Pháo B7-&gt;D7</w:t>
       </w:r>
     </w:p>
     <w:tbl>
@@ -14086,7 +14077,7 @@
                 <w:color w:val="212529"/>
                 <w:sz w:val="20"/>
               </w:rPr>
-              <w:t>B7→D7</w:t>
+              <w:t>B7-&gt;D7</w:t>
             </w:r>
           </w:p>
         </w:tc>
@@ -14250,7 +14241,7 @@
                 <w:color w:val="212529"/>
                 <w:sz w:val="20"/>
               </w:rPr>
-              <w:t>1.2 giây — kết quả có thể thay đổi theo tốc độ máy</w:t>
+              <w:t>1.2 giây - kết quả có thể thay đổi theo tốc độ máy</w:t>
             </w:r>
           </w:p>
         </w:tc>
@@ -14291,7 +14282,7 @@
                 <w:color w:val="212529"/>
                 <w:sz w:val="20"/>
               </w:rPr>
-              <w:t>β ≤ α → bỏ qua nhánh, tiết kiệm thời gian</w:t>
+              <w:t>β ≤ α -&gt; bỏ qua nhánh, tiết kiệm thời gian</w:t>
             </w:r>
           </w:p>
         </w:tc>
